--- a/Rapport ABC building Chemicals G5-6 (2).docx
+++ b/Rapport ABC building Chemicals G5-6 (2).docx
@@ -55,22 +55,24 @@
           <w:rFonts w:ascii="Times New Roman" w:eastAsia="Times New Roman" w:hAnsi="Times New Roman" w:cs="Times New Roman"/>
           <w:b/>
           <w:bCs/>
-          <w:sz w:val="56"/>
-          <w:szCs w:val="52"/>
+          <w:sz w:val="64"/>
+          <w:szCs w:val="64"/>
           <w:lang w:eastAsia="fr-FR"/>
         </w:rPr>
       </w:pPr>
+      <w:bookmarkStart w:id="0" w:name="_Toc229515685"/>
       <w:r>
         <w:rPr>
           <w:rFonts w:ascii="Times New Roman" w:eastAsia="Times New Roman" w:hAnsi="Times New Roman" w:cs="Times New Roman"/>
           <w:b/>
           <w:bCs/>
-          <w:sz w:val="56"/>
-          <w:szCs w:val="52"/>
+          <w:sz w:val="64"/>
+          <w:szCs w:val="64"/>
           <w:lang w:eastAsia="fr-FR"/>
         </w:rPr>
         <w:t>Optimisation de la production</w:t>
       </w:r>
+      <w:bookmarkEnd w:id="0"/>
     </w:p>
     <w:p>
       <w:pPr>
@@ -79,8 +81,8 @@
         <w:outlineLvl w:val="1"/>
         <w:rPr>
           <w:rFonts w:ascii="Times New Roman" w:eastAsia="Times New Roman" w:hAnsi="Times New Roman" w:cs="Times New Roman"/>
-          <w:sz w:val="52"/>
-          <w:szCs w:val="52"/>
+          <w:sz w:val="64"/>
+          <w:szCs w:val="64"/>
           <w:lang w:eastAsia="fr-FR"/>
         </w:rPr>
       </w:pPr>
@@ -89,12 +91,25 @@
           <w:rFonts w:ascii="Times New Roman" w:eastAsia="Times New Roman" w:hAnsi="Times New Roman" w:cs="Times New Roman"/>
           <w:b/>
           <w:bCs/>
-          <w:sz w:val="56"/>
-          <w:szCs w:val="52"/>
+          <w:sz w:val="64"/>
+          <w:szCs w:val="64"/>
           <w:lang w:eastAsia="fr-FR"/>
         </w:rPr>
-        <w:t xml:space="preserve"> Chez ABC Building Chemicals</w:t>
-      </w:r>
+        <w:t xml:space="preserve"> </w:t>
+      </w:r>
+      <w:bookmarkStart w:id="1" w:name="_Toc229515686"/>
+      <w:r>
+        <w:rPr>
+          <w:rFonts w:ascii="Times New Roman" w:eastAsia="Times New Roman" w:hAnsi="Times New Roman" w:cs="Times New Roman"/>
+          <w:b/>
+          <w:bCs/>
+          <w:sz w:val="64"/>
+          <w:szCs w:val="64"/>
+          <w:lang w:eastAsia="fr-FR"/>
+        </w:rPr>
+        <w:t>Chez ABC Building Chemicals</w:t>
+      </w:r>
+      <w:bookmarkEnd w:id="1"/>
     </w:p>
     <w:p>
       <w:pPr>
@@ -767,14 +782,19 @@
         </w:p>
         <w:p>
           <w:pPr>
-            <w:pStyle w:val="TM1"/>
+            <w:pStyle w:val="TM2"/>
             <w:tabs>
               <w:tab w:val="right" w:leader="dot" w:pos="9626"/>
             </w:tabs>
             <w:rPr>
               <w:rFonts w:asciiTheme="minorHAnsi" w:eastAsiaTheme="minorEastAsia" w:hAnsiTheme="minorHAnsi" w:cstheme="minorBidi"/>
+              <w:noProof/>
               <w:color w:val="auto"/>
-              <w:lang w:eastAsia="fr-FR"/>
+              <w:kern w:val="2"/>
+              <w:sz w:val="24"/>
+              <w:szCs w:val="24"/>
+              <w:lang w:val="fr-MA" w:eastAsia="fr-MA"/>
+              <w14:ligatures w14:val="standardContextual"/>
             </w:rPr>
           </w:pPr>
           <w:r>
@@ -786,30 +806,143 @@
           <w:r>
             <w:fldChar w:fldCharType="separate"/>
           </w:r>
-          <w:hyperlink w:anchor="_Toc220586633" w:history="1">
+          <w:hyperlink w:anchor="_Toc229515685" w:history="1">
             <w:r>
               <w:rPr>
                 <w:rStyle w:val="Lienhypertexte"/>
-                <w:rFonts w:eastAsia="Trebuchet MS"/>
-              </w:rPr>
-              <w:t>INTRODUCTION</w:t>
-            </w:r>
-            <w:r>
+                <w:rFonts w:ascii="Times New Roman" w:eastAsia="Times New Roman" w:hAnsi="Times New Roman" w:cs="Times New Roman"/>
+                <w:b/>
+                <w:bCs/>
+                <w:noProof/>
+                <w:lang w:eastAsia="fr-FR"/>
+              </w:rPr>
+              <w:t>Optimisation de la production</w:t>
+            </w:r>
+            <w:r>
+              <w:rPr>
+                <w:noProof/>
+                <w:webHidden/>
+              </w:rPr>
               <w:tab/>
             </w:r>
             <w:r>
+              <w:rPr>
+                <w:noProof/>
+                <w:webHidden/>
+              </w:rPr>
               <w:fldChar w:fldCharType="begin"/>
             </w:r>
             <w:r>
-              <w:instrText xml:space="preserve"> PAGEREF _Toc220586633 \h </w:instrText>
-            </w:r>
-            <w:r>
+              <w:rPr>
+                <w:noProof/>
+                <w:webHidden/>
+              </w:rPr>
+              <w:instrText xml:space="preserve"> PAGEREF _Toc229515685 \h </w:instrText>
+            </w:r>
+            <w:r>
+              <w:rPr>
+                <w:noProof/>
+                <w:webHidden/>
+              </w:rPr>
+            </w:r>
+            <w:r>
+              <w:rPr>
+                <w:noProof/>
+                <w:webHidden/>
+              </w:rPr>
               <w:fldChar w:fldCharType="separate"/>
             </w:r>
             <w:r>
+              <w:rPr>
+                <w:noProof/>
+                <w:webHidden/>
+              </w:rPr>
               <w:t>1</w:t>
             </w:r>
             <w:r>
+              <w:rPr>
+                <w:noProof/>
+                <w:webHidden/>
+              </w:rPr>
+              <w:fldChar w:fldCharType="end"/>
+            </w:r>
+          </w:hyperlink>
+        </w:p>
+        <w:p>
+          <w:pPr>
+            <w:pStyle w:val="TM2"/>
+            <w:tabs>
+              <w:tab w:val="right" w:leader="dot" w:pos="9626"/>
+            </w:tabs>
+            <w:rPr>
+              <w:rFonts w:asciiTheme="minorHAnsi" w:eastAsiaTheme="minorEastAsia" w:hAnsiTheme="minorHAnsi" w:cstheme="minorBidi"/>
+              <w:noProof/>
+              <w:color w:val="auto"/>
+              <w:kern w:val="2"/>
+              <w:sz w:val="24"/>
+              <w:szCs w:val="24"/>
+              <w:lang w:val="fr-MA" w:eastAsia="fr-MA"/>
+              <w14:ligatures w14:val="standardContextual"/>
+            </w:rPr>
+          </w:pPr>
+          <w:hyperlink w:anchor="_Toc229515686" w:history="1">
+            <w:r>
+              <w:rPr>
+                <w:rStyle w:val="Lienhypertexte"/>
+                <w:rFonts w:ascii="Times New Roman" w:eastAsia="Times New Roman" w:hAnsi="Times New Roman" w:cs="Times New Roman"/>
+                <w:b/>
+                <w:bCs/>
+                <w:noProof/>
+                <w:lang w:eastAsia="fr-FR"/>
+              </w:rPr>
+              <w:t>Chez ABC Building Chemicals</w:t>
+            </w:r>
+            <w:r>
+              <w:rPr>
+                <w:noProof/>
+                <w:webHidden/>
+              </w:rPr>
+              <w:tab/>
+            </w:r>
+            <w:r>
+              <w:rPr>
+                <w:noProof/>
+                <w:webHidden/>
+              </w:rPr>
+              <w:fldChar w:fldCharType="begin"/>
+            </w:r>
+            <w:r>
+              <w:rPr>
+                <w:noProof/>
+                <w:webHidden/>
+              </w:rPr>
+              <w:instrText xml:space="preserve"> PAGEREF _Toc229515686 \h </w:instrText>
+            </w:r>
+            <w:r>
+              <w:rPr>
+                <w:noProof/>
+                <w:webHidden/>
+              </w:rPr>
+            </w:r>
+            <w:r>
+              <w:rPr>
+                <w:noProof/>
+                <w:webHidden/>
+              </w:rPr>
+              <w:fldChar w:fldCharType="separate"/>
+            </w:r>
+            <w:r>
+              <w:rPr>
+                <w:noProof/>
+                <w:webHidden/>
+              </w:rPr>
+              <w:t>1</w:t>
+            </w:r>
+            <w:r>
+              <w:rPr>
+                <w:noProof/>
+                <w:webHidden/>
+              </w:rPr>
               <w:fldChar w:fldCharType="end"/>
             </w:r>
           </w:hyperlink>
@@ -822,357 +955,70 @@
             </w:tabs>
             <w:rPr>
               <w:rFonts w:asciiTheme="minorHAnsi" w:eastAsiaTheme="minorEastAsia" w:hAnsiTheme="minorHAnsi" w:cstheme="minorBidi"/>
+              <w:noProof/>
               <w:color w:val="auto"/>
-              <w:lang w:eastAsia="fr-FR"/>
+              <w:kern w:val="2"/>
+              <w:sz w:val="24"/>
+              <w:szCs w:val="24"/>
+              <w:lang w:val="fr-MA" w:eastAsia="fr-MA"/>
+              <w14:ligatures w14:val="standardContextual"/>
             </w:rPr>
           </w:pPr>
-          <w:hyperlink w:anchor="_Toc220586634" w:history="1">
+          <w:hyperlink w:anchor="_Toc229515687" w:history="1">
             <w:r>
               <w:rPr>
                 <w:rStyle w:val="Lienhypertexte"/>
-              </w:rPr>
-              <w:t>CHAPITRE 1 :  MODELISATION D’UN PROBLEME D’OPTIMISATION ET RESOLUTION AVEC LA METHODE GRAPHIQUE</w:t>
-            </w:r>
-            <w:r>
+                <w:rFonts w:eastAsia="Trebuchet MS"/>
+                <w:noProof/>
+              </w:rPr>
+              <w:t>INTRODUCTION</w:t>
+            </w:r>
+            <w:r>
+              <w:rPr>
+                <w:noProof/>
+                <w:webHidden/>
+              </w:rPr>
               <w:tab/>
             </w:r>
             <w:r>
+              <w:rPr>
+                <w:noProof/>
+                <w:webHidden/>
+              </w:rPr>
               <w:fldChar w:fldCharType="begin"/>
             </w:r>
             <w:r>
-              <w:instrText xml:space="preserve"> PAGEREF _Toc220586634 \h </w:instrText>
-            </w:r>
-            <w:r>
+              <w:rPr>
+                <w:noProof/>
+                <w:webHidden/>
+              </w:rPr>
+              <w:instrText xml:space="preserve"> PAGEREF _Toc229515687 \h </w:instrText>
+            </w:r>
+            <w:r>
+              <w:rPr>
+                <w:noProof/>
+                <w:webHidden/>
+              </w:rPr>
+            </w:r>
+            <w:r>
+              <w:rPr>
+                <w:noProof/>
+                <w:webHidden/>
+              </w:rPr>
               <w:fldChar w:fldCharType="separate"/>
             </w:r>
             <w:r>
-              <w:t>4</w:t>
-            </w:r>
-            <w:r>
-              <w:fldChar w:fldCharType="end"/>
-            </w:r>
-          </w:hyperlink>
-        </w:p>
-        <w:p>
-          <w:pPr>
-            <w:pStyle w:val="TM2"/>
-            <w:tabs>
-              <w:tab w:val="left" w:pos="880"/>
-              <w:tab w:val="right" w:leader="dot" w:pos="9626"/>
-            </w:tabs>
-            <w:rPr>
-              <w:rFonts w:asciiTheme="minorHAnsi" w:eastAsiaTheme="minorEastAsia" w:hAnsiTheme="minorHAnsi" w:cstheme="minorBidi"/>
-              <w:color w:val="auto"/>
-              <w:lang w:eastAsia="fr-FR"/>
-            </w:rPr>
-          </w:pPr>
-          <w:hyperlink w:anchor="_Toc220586635" w:history="1">
-            <w:r>
-              <w:rPr>
-                <w:rStyle w:val="Lienhypertexte"/>
-              </w:rPr>
-              <w:t>I.1.</w:t>
-            </w:r>
-            <w:r>
-              <w:rPr>
-                <w:rFonts w:asciiTheme="minorHAnsi" w:eastAsiaTheme="minorEastAsia" w:hAnsiTheme="minorHAnsi" w:cstheme="minorBidi"/>
-                <w:color w:val="auto"/>
-                <w:lang w:eastAsia="fr-FR"/>
-              </w:rPr>
-              <w:tab/>
-            </w:r>
-            <w:r>
-              <w:rPr>
-                <w:rStyle w:val="Lienhypertexte"/>
-              </w:rPr>
-              <w:t>Introduction</w:t>
-            </w:r>
-            <w:r>
-              <w:tab/>
-            </w:r>
-            <w:r>
-              <w:fldChar w:fldCharType="begin"/>
-            </w:r>
-            <w:r>
-              <w:instrText xml:space="preserve"> PAGEREF _Toc220586635 \h </w:instrText>
-            </w:r>
-            <w:r>
-              <w:fldChar w:fldCharType="separate"/>
-            </w:r>
-            <w:r>
-              <w:t>4</w:t>
-            </w:r>
-            <w:r>
-              <w:fldChar w:fldCharType="end"/>
-            </w:r>
-          </w:hyperlink>
-        </w:p>
-        <w:p>
-          <w:pPr>
-            <w:pStyle w:val="TM2"/>
-            <w:tabs>
-              <w:tab w:val="left" w:pos="880"/>
-              <w:tab w:val="right" w:leader="dot" w:pos="9626"/>
-            </w:tabs>
-            <w:rPr>
-              <w:rFonts w:asciiTheme="minorHAnsi" w:eastAsiaTheme="minorEastAsia" w:hAnsiTheme="minorHAnsi" w:cstheme="minorBidi"/>
-              <w:color w:val="auto"/>
-              <w:lang w:eastAsia="fr-FR"/>
-            </w:rPr>
-          </w:pPr>
-          <w:hyperlink w:anchor="_Toc220586636" w:history="1">
-            <w:r>
-              <w:rPr>
-                <w:rStyle w:val="Lienhypertexte"/>
-              </w:rPr>
-              <w:t>I.2.</w:t>
-            </w:r>
-            <w:r>
-              <w:rPr>
-                <w:rFonts w:asciiTheme="minorHAnsi" w:eastAsiaTheme="minorEastAsia" w:hAnsiTheme="minorHAnsi" w:cstheme="minorBidi"/>
-                <w:color w:val="auto"/>
-                <w:lang w:eastAsia="fr-FR"/>
-              </w:rPr>
-              <w:tab/>
-            </w:r>
-            <w:r>
-              <w:rPr>
-                <w:rStyle w:val="Lienhypertexte"/>
-              </w:rPr>
-              <w:t>Contexte</w:t>
-            </w:r>
-            <w:r>
-              <w:tab/>
-            </w:r>
-            <w:r>
-              <w:fldChar w:fldCharType="begin"/>
-            </w:r>
-            <w:r>
-              <w:instrText xml:space="preserve"> PAGEREF _Toc220586636 \h </w:instrText>
-            </w:r>
-            <w:r>
-              <w:fldChar w:fldCharType="separate"/>
-            </w:r>
-            <w:r>
-              <w:t>4</w:t>
-            </w:r>
-            <w:r>
-              <w:fldChar w:fldCharType="end"/>
-            </w:r>
-          </w:hyperlink>
-        </w:p>
-        <w:p>
-          <w:pPr>
-            <w:pStyle w:val="TM2"/>
-            <w:tabs>
-              <w:tab w:val="left" w:pos="880"/>
-              <w:tab w:val="right" w:leader="dot" w:pos="9626"/>
-            </w:tabs>
-            <w:rPr>
-              <w:rFonts w:asciiTheme="minorHAnsi" w:eastAsiaTheme="minorEastAsia" w:hAnsiTheme="minorHAnsi" w:cstheme="minorBidi"/>
-              <w:color w:val="auto"/>
-              <w:lang w:eastAsia="fr-FR"/>
-            </w:rPr>
-          </w:pPr>
-          <w:hyperlink w:anchor="_Toc220586637" w:history="1">
-            <w:r>
-              <w:rPr>
-                <w:rStyle w:val="Lienhypertexte"/>
-              </w:rPr>
-              <w:t>I.3.</w:t>
-            </w:r>
-            <w:r>
-              <w:rPr>
-                <w:rFonts w:asciiTheme="minorHAnsi" w:eastAsiaTheme="minorEastAsia" w:hAnsiTheme="minorHAnsi" w:cstheme="minorBidi"/>
-                <w:color w:val="auto"/>
-                <w:lang w:eastAsia="fr-FR"/>
-              </w:rPr>
-              <w:tab/>
-            </w:r>
-            <w:r>
-              <w:rPr>
-                <w:rStyle w:val="Lienhypertexte"/>
-              </w:rPr>
-              <w:t>Programme Linéaire</w:t>
-            </w:r>
-            <w:r>
-              <w:tab/>
-            </w:r>
-            <w:r>
-              <w:fldChar w:fldCharType="begin"/>
-            </w:r>
-            <w:r>
-              <w:instrText xml:space="preserve"> PAGEREF _Toc220586637 \h </w:instrText>
-            </w:r>
-            <w:r>
-              <w:fldChar w:fldCharType="separate"/>
-            </w:r>
-            <w:r>
-              <w:t>4</w:t>
-            </w:r>
-            <w:r>
-              <w:fldChar w:fldCharType="end"/>
-            </w:r>
-          </w:hyperlink>
-        </w:p>
-        <w:p>
-          <w:pPr>
-            <w:pStyle w:val="TM2"/>
-            <w:tabs>
-              <w:tab w:val="left" w:pos="880"/>
-              <w:tab w:val="right" w:leader="dot" w:pos="9626"/>
-            </w:tabs>
-            <w:rPr>
-              <w:rFonts w:asciiTheme="minorHAnsi" w:eastAsiaTheme="minorEastAsia" w:hAnsiTheme="minorHAnsi" w:cstheme="minorBidi"/>
-              <w:color w:val="auto"/>
-              <w:lang w:eastAsia="fr-FR"/>
-            </w:rPr>
-          </w:pPr>
-          <w:hyperlink w:anchor="_Toc220586638" w:history="1">
-            <w:r>
-              <w:rPr>
-                <w:rStyle w:val="Lienhypertexte"/>
-              </w:rPr>
-              <w:t>I.4.</w:t>
-            </w:r>
-            <w:r>
-              <w:rPr>
-                <w:rFonts w:asciiTheme="minorHAnsi" w:eastAsiaTheme="minorEastAsia" w:hAnsiTheme="minorHAnsi" w:cstheme="minorBidi"/>
-                <w:color w:val="auto"/>
-                <w:lang w:eastAsia="fr-FR"/>
-              </w:rPr>
-              <w:tab/>
-            </w:r>
-            <w:r>
-              <w:rPr>
-                <w:rStyle w:val="Lienhypertexte"/>
-              </w:rPr>
-              <w:t>Résolution avec la méthode graphique</w:t>
-            </w:r>
-            <w:r>
-              <w:tab/>
-            </w:r>
-            <w:r>
-              <w:fldChar w:fldCharType="begin"/>
-            </w:r>
-            <w:r>
-              <w:instrText xml:space="preserve"> PAGEREF _Toc220586638 \h </w:instrText>
-            </w:r>
-            <w:r>
-              <w:fldChar w:fldCharType="separate"/>
-            </w:r>
-            <w:r>
-              <w:t>4</w:t>
-            </w:r>
-            <w:r>
-              <w:fldChar w:fldCharType="end"/>
-            </w:r>
-          </w:hyperlink>
-        </w:p>
-        <w:p>
-          <w:pPr>
-            <w:pStyle w:val="TM2"/>
-            <w:tabs>
-              <w:tab w:val="left" w:pos="880"/>
-              <w:tab w:val="right" w:leader="dot" w:pos="9626"/>
-            </w:tabs>
-            <w:rPr>
-              <w:rFonts w:asciiTheme="minorHAnsi" w:eastAsiaTheme="minorEastAsia" w:hAnsiTheme="minorHAnsi" w:cstheme="minorBidi"/>
-              <w:color w:val="auto"/>
-              <w:lang w:eastAsia="fr-FR"/>
-            </w:rPr>
-          </w:pPr>
-          <w:hyperlink w:anchor="_Toc220586639" w:history="1">
-            <w:r>
-              <w:rPr>
-                <w:rStyle w:val="Lienhypertexte"/>
-              </w:rPr>
-              <w:t>I.5.</w:t>
-            </w:r>
-            <w:r>
-              <w:rPr>
-                <w:rFonts w:asciiTheme="minorHAnsi" w:eastAsiaTheme="minorEastAsia" w:hAnsiTheme="minorHAnsi" w:cstheme="minorBidi"/>
-                <w:color w:val="auto"/>
-                <w:lang w:eastAsia="fr-FR"/>
-              </w:rPr>
-              <w:tab/>
-            </w:r>
-            <w:r>
-              <w:rPr>
-                <w:rStyle w:val="Lienhypertexte"/>
-              </w:rPr>
-              <w:t>Validation avec le solveur d’Excel</w:t>
-            </w:r>
-            <w:r>
-              <w:tab/>
-            </w:r>
-            <w:r>
-              <w:fldChar w:fldCharType="begin"/>
-            </w:r>
-            <w:r>
-              <w:instrText xml:space="preserve"> PAGEREF _Toc220586639 \h </w:instrText>
-            </w:r>
-            <w:r>
-              <w:fldChar w:fldCharType="separate"/>
-            </w:r>
-            <w:r>
-              <w:t>4</w:t>
-            </w:r>
-            <w:r>
-              <w:fldChar w:fldCharType="end"/>
-            </w:r>
-          </w:hyperlink>
-        </w:p>
-        <w:p>
-          <w:pPr>
-            <w:pStyle w:val="TM2"/>
-            <w:tabs>
-              <w:tab w:val="left" w:pos="880"/>
-              <w:tab w:val="right" w:leader="dot" w:pos="9626"/>
-            </w:tabs>
-            <w:rPr>
-              <w:rFonts w:asciiTheme="minorHAnsi" w:eastAsiaTheme="minorEastAsia" w:hAnsiTheme="minorHAnsi" w:cstheme="minorBidi"/>
-              <w:color w:val="auto"/>
-              <w:lang w:eastAsia="fr-FR"/>
-            </w:rPr>
-          </w:pPr>
-          <w:hyperlink w:anchor="_Toc220586640" w:history="1">
-            <w:r>
-              <w:rPr>
-                <w:rStyle w:val="Lienhypertexte"/>
-              </w:rPr>
-              <w:t>I.6.</w:t>
-            </w:r>
-            <w:r>
-              <w:rPr>
-                <w:rFonts w:asciiTheme="minorHAnsi" w:eastAsiaTheme="minorEastAsia" w:hAnsiTheme="minorHAnsi" w:cstheme="minorBidi"/>
-                <w:color w:val="auto"/>
-                <w:lang w:eastAsia="fr-FR"/>
-              </w:rPr>
-              <w:tab/>
-            </w:r>
-            <w:r>
-              <w:rPr>
-                <w:rStyle w:val="Lienhypertexte"/>
-              </w:rPr>
-              <w:t>Conclusion</w:t>
-            </w:r>
-            <w:r>
-              <w:tab/>
-            </w:r>
-            <w:r>
-              <w:fldChar w:fldCharType="begin"/>
-            </w:r>
-            <w:r>
-              <w:instrText xml:space="preserve"> PAGEREF _Toc220586640 \h </w:instrText>
-            </w:r>
-            <w:r>
-              <w:fldChar w:fldCharType="separate"/>
-            </w:r>
-            <w:r>
-              <w:t>4</w:t>
-            </w:r>
-            <w:r>
+              <w:rPr>
+                <w:noProof/>
+                <w:webHidden/>
+              </w:rPr>
+              <w:t>1</w:t>
+            </w:r>
+            <w:r>
+              <w:rPr>
+                <w:noProof/>
+                <w:webHidden/>
+              </w:rPr>
               <w:fldChar w:fldCharType="end"/>
             </w:r>
           </w:hyperlink>
@@ -1185,56 +1031,68 @@
             </w:tabs>
             <w:rPr>
               <w:rFonts w:asciiTheme="minorHAnsi" w:eastAsiaTheme="minorEastAsia" w:hAnsiTheme="minorHAnsi" w:cstheme="minorBidi"/>
+              <w:noProof/>
               <w:color w:val="auto"/>
-              <w:lang w:eastAsia="fr-FR"/>
+              <w:kern w:val="2"/>
+              <w:sz w:val="24"/>
+              <w:szCs w:val="24"/>
+              <w:lang w:val="fr-MA" w:eastAsia="fr-MA"/>
+              <w14:ligatures w14:val="standardContextual"/>
             </w:rPr>
           </w:pPr>
-          <w:hyperlink w:anchor="_Toc220586641" w:history="1">
+          <w:hyperlink w:anchor="_Toc229515688" w:history="1">
             <w:r>
               <w:rPr>
                 <w:rStyle w:val="Lienhypertexte"/>
-                <w:color w:val="auto"/>
-              </w:rPr>
-              <w:t>CHAPITRE 2 :  MODELISATION D’UN PROBLEME D’OPTIMISATION ET RESOLUTION AVEC LA METHODE SIMPLEXE / DUALITE</w:t>
-            </w:r>
-            <w:r>
-              <w:rPr>
-                <w:color w:val="auto"/>
+                <w:noProof/>
+              </w:rPr>
+              <w:t>CHAPITRE 1 :  MODELISATION D’UN PROBLEME D’OPTIMISATION ET RESOLUTION AVEC LA METHODE GRAPHIQUE</w:t>
+            </w:r>
+            <w:r>
+              <w:rPr>
+                <w:noProof/>
+                <w:webHidden/>
               </w:rPr>
               <w:tab/>
             </w:r>
             <w:r>
               <w:rPr>
-                <w:color w:val="auto"/>
+                <w:noProof/>
+                <w:webHidden/>
               </w:rPr>
               <w:fldChar w:fldCharType="begin"/>
             </w:r>
             <w:r>
               <w:rPr>
-                <w:color w:val="auto"/>
-              </w:rPr>
-              <w:instrText xml:space="preserve"> PAGEREF _Toc220586641 \h </w:instrText>
-            </w:r>
-            <w:r>
-              <w:rPr>
-                <w:color w:val="auto"/>
-              </w:rPr>
-            </w:r>
-            <w:r>
-              <w:rPr>
-                <w:color w:val="auto"/>
+                <w:noProof/>
+                <w:webHidden/>
+              </w:rPr>
+              <w:instrText xml:space="preserve"> PAGEREF _Toc229515688 \h </w:instrText>
+            </w:r>
+            <w:r>
+              <w:rPr>
+                <w:noProof/>
+                <w:webHidden/>
+              </w:rPr>
+            </w:r>
+            <w:r>
+              <w:rPr>
+                <w:noProof/>
+                <w:webHidden/>
               </w:rPr>
               <w:fldChar w:fldCharType="separate"/>
             </w:r>
             <w:r>
               <w:rPr>
-                <w:color w:val="auto"/>
-              </w:rPr>
-              <w:t>5</w:t>
-            </w:r>
-            <w:r>
-              <w:rPr>
-                <w:color w:val="auto"/>
+                <w:noProof/>
+                <w:webHidden/>
+              </w:rPr>
+              <w:t>3</w:t>
+            </w:r>
+            <w:r>
+              <w:rPr>
+                <w:noProof/>
+                <w:webHidden/>
               </w:rPr>
               <w:fldChar w:fldCharType="end"/>
             </w:r>
@@ -1244,76 +1102,93 @@
           <w:pPr>
             <w:pStyle w:val="TM2"/>
             <w:tabs>
-              <w:tab w:val="left" w:pos="880"/>
+              <w:tab w:val="left" w:pos="960"/>
               <w:tab w:val="right" w:leader="dot" w:pos="9626"/>
             </w:tabs>
             <w:rPr>
               <w:rFonts w:asciiTheme="minorHAnsi" w:eastAsiaTheme="minorEastAsia" w:hAnsiTheme="minorHAnsi" w:cstheme="minorBidi"/>
+              <w:noProof/>
               <w:color w:val="auto"/>
-              <w:lang w:eastAsia="fr-FR"/>
+              <w:kern w:val="2"/>
+              <w:sz w:val="24"/>
+              <w:szCs w:val="24"/>
+              <w:lang w:val="fr-MA" w:eastAsia="fr-MA"/>
+              <w14:ligatures w14:val="standardContextual"/>
             </w:rPr>
           </w:pPr>
-          <w:hyperlink w:anchor="_Toc220586642" w:history="1">
+          <w:hyperlink w:anchor="_Toc229515689" w:history="1">
             <w:r>
               <w:rPr>
                 <w:rStyle w:val="Lienhypertexte"/>
+                <w:noProof/>
+              </w:rPr>
+              <w:t>I.1.</w:t>
+            </w:r>
+            <w:r>
+              <w:rPr>
+                <w:rFonts w:asciiTheme="minorHAnsi" w:eastAsiaTheme="minorEastAsia" w:hAnsiTheme="minorHAnsi" w:cstheme="minorBidi"/>
+                <w:noProof/>
                 <w:color w:val="auto"/>
-              </w:rPr>
-              <w:t>II.1.</w:t>
-            </w:r>
-            <w:r>
-              <w:rPr>
-                <w:rFonts w:asciiTheme="minorHAnsi" w:eastAsiaTheme="minorEastAsia" w:hAnsiTheme="minorHAnsi" w:cstheme="minorBidi"/>
-                <w:color w:val="auto"/>
-                <w:lang w:eastAsia="fr-FR"/>
+                <w:kern w:val="2"/>
+                <w:sz w:val="24"/>
+                <w:szCs w:val="24"/>
+                <w:lang w:val="fr-MA" w:eastAsia="fr-MA"/>
+                <w14:ligatures w14:val="standardContextual"/>
               </w:rPr>
               <w:tab/>
             </w:r>
             <w:r>
               <w:rPr>
                 <w:rStyle w:val="Lienhypertexte"/>
-                <w:color w:val="auto"/>
+                <w:noProof/>
               </w:rPr>
               <w:t>Introduction</w:t>
             </w:r>
             <w:r>
               <w:rPr>
-                <w:color w:val="auto"/>
+                <w:noProof/>
+                <w:webHidden/>
               </w:rPr>
               <w:tab/>
             </w:r>
             <w:r>
               <w:rPr>
-                <w:color w:val="auto"/>
+                <w:noProof/>
+                <w:webHidden/>
               </w:rPr>
               <w:fldChar w:fldCharType="begin"/>
             </w:r>
             <w:r>
               <w:rPr>
-                <w:color w:val="auto"/>
-              </w:rPr>
-              <w:instrText xml:space="preserve"> PAGEREF _Toc220586642 \h </w:instrText>
-            </w:r>
-            <w:r>
-              <w:rPr>
-                <w:color w:val="auto"/>
-              </w:rPr>
-            </w:r>
-            <w:r>
-              <w:rPr>
-                <w:color w:val="auto"/>
+                <w:noProof/>
+                <w:webHidden/>
+              </w:rPr>
+              <w:instrText xml:space="preserve"> PAGEREF _Toc229515689 \h </w:instrText>
+            </w:r>
+            <w:r>
+              <w:rPr>
+                <w:noProof/>
+                <w:webHidden/>
+              </w:rPr>
+            </w:r>
+            <w:r>
+              <w:rPr>
+                <w:noProof/>
+                <w:webHidden/>
               </w:rPr>
               <w:fldChar w:fldCharType="separate"/>
             </w:r>
             <w:r>
               <w:rPr>
-                <w:color w:val="auto"/>
-              </w:rPr>
-              <w:t>5</w:t>
-            </w:r>
-            <w:r>
-              <w:rPr>
-                <w:color w:val="auto"/>
+                <w:noProof/>
+                <w:webHidden/>
+              </w:rPr>
+              <w:t>3</w:t>
+            </w:r>
+            <w:r>
+              <w:rPr>
+                <w:noProof/>
+                <w:webHidden/>
               </w:rPr>
               <w:fldChar w:fldCharType="end"/>
             </w:r>
@@ -1323,76 +1198,93 @@
           <w:pPr>
             <w:pStyle w:val="TM2"/>
             <w:tabs>
-              <w:tab w:val="left" w:pos="880"/>
+              <w:tab w:val="left" w:pos="960"/>
               <w:tab w:val="right" w:leader="dot" w:pos="9626"/>
             </w:tabs>
             <w:rPr>
               <w:rFonts w:asciiTheme="minorHAnsi" w:eastAsiaTheme="minorEastAsia" w:hAnsiTheme="minorHAnsi" w:cstheme="minorBidi"/>
+              <w:noProof/>
               <w:color w:val="auto"/>
-              <w:lang w:eastAsia="fr-FR"/>
+              <w:kern w:val="2"/>
+              <w:sz w:val="24"/>
+              <w:szCs w:val="24"/>
+              <w:lang w:val="fr-MA" w:eastAsia="fr-MA"/>
+              <w14:ligatures w14:val="standardContextual"/>
             </w:rPr>
           </w:pPr>
-          <w:hyperlink w:anchor="_Toc220586643" w:history="1">
+          <w:hyperlink w:anchor="_Toc229515690" w:history="1">
             <w:r>
               <w:rPr>
                 <w:rStyle w:val="Lienhypertexte"/>
+                <w:noProof/>
+              </w:rPr>
+              <w:t>I.2.</w:t>
+            </w:r>
+            <w:r>
+              <w:rPr>
+                <w:rFonts w:asciiTheme="minorHAnsi" w:eastAsiaTheme="minorEastAsia" w:hAnsiTheme="minorHAnsi" w:cstheme="minorBidi"/>
+                <w:noProof/>
                 <w:color w:val="auto"/>
-              </w:rPr>
-              <w:t>II.2.</w:t>
-            </w:r>
-            <w:r>
-              <w:rPr>
-                <w:rFonts w:asciiTheme="minorHAnsi" w:eastAsiaTheme="minorEastAsia" w:hAnsiTheme="minorHAnsi" w:cstheme="minorBidi"/>
-                <w:color w:val="auto"/>
-                <w:lang w:eastAsia="fr-FR"/>
+                <w:kern w:val="2"/>
+                <w:sz w:val="24"/>
+                <w:szCs w:val="24"/>
+                <w:lang w:val="fr-MA" w:eastAsia="fr-MA"/>
+                <w14:ligatures w14:val="standardContextual"/>
               </w:rPr>
               <w:tab/>
             </w:r>
             <w:r>
               <w:rPr>
                 <w:rStyle w:val="Lienhypertexte"/>
-                <w:color w:val="auto"/>
+                <w:noProof/>
               </w:rPr>
               <w:t>Contexte</w:t>
             </w:r>
             <w:r>
               <w:rPr>
-                <w:color w:val="auto"/>
+                <w:noProof/>
+                <w:webHidden/>
               </w:rPr>
               <w:tab/>
             </w:r>
             <w:r>
               <w:rPr>
-                <w:color w:val="auto"/>
+                <w:noProof/>
+                <w:webHidden/>
               </w:rPr>
               <w:fldChar w:fldCharType="begin"/>
             </w:r>
             <w:r>
               <w:rPr>
-                <w:color w:val="auto"/>
-              </w:rPr>
-              <w:instrText xml:space="preserve"> PAGEREF _Toc220586643 \h </w:instrText>
-            </w:r>
-            <w:r>
-              <w:rPr>
-                <w:color w:val="auto"/>
-              </w:rPr>
-            </w:r>
-            <w:r>
-              <w:rPr>
-                <w:color w:val="auto"/>
+                <w:noProof/>
+                <w:webHidden/>
+              </w:rPr>
+              <w:instrText xml:space="preserve"> PAGEREF _Toc229515690 \h </w:instrText>
+            </w:r>
+            <w:r>
+              <w:rPr>
+                <w:noProof/>
+                <w:webHidden/>
+              </w:rPr>
+            </w:r>
+            <w:r>
+              <w:rPr>
+                <w:noProof/>
+                <w:webHidden/>
               </w:rPr>
               <w:fldChar w:fldCharType="separate"/>
             </w:r>
             <w:r>
               <w:rPr>
-                <w:color w:val="auto"/>
-              </w:rPr>
-              <w:t>5</w:t>
-            </w:r>
-            <w:r>
-              <w:rPr>
-                <w:color w:val="auto"/>
+                <w:noProof/>
+                <w:webHidden/>
+              </w:rPr>
+              <w:t>3</w:t>
+            </w:r>
+            <w:r>
+              <w:rPr>
+                <w:noProof/>
+                <w:webHidden/>
               </w:rPr>
               <w:fldChar w:fldCharType="end"/>
             </w:r>
@@ -1402,76 +1294,318 @@
           <w:pPr>
             <w:pStyle w:val="TM2"/>
             <w:tabs>
-              <w:tab w:val="left" w:pos="880"/>
+              <w:tab w:val="left" w:pos="960"/>
               <w:tab w:val="right" w:leader="dot" w:pos="9626"/>
             </w:tabs>
             <w:rPr>
               <w:rFonts w:asciiTheme="minorHAnsi" w:eastAsiaTheme="minorEastAsia" w:hAnsiTheme="minorHAnsi" w:cstheme="minorBidi"/>
+              <w:noProof/>
               <w:color w:val="auto"/>
-              <w:lang w:eastAsia="fr-FR"/>
+              <w:kern w:val="2"/>
+              <w:sz w:val="24"/>
+              <w:szCs w:val="24"/>
+              <w:lang w:val="fr-MA" w:eastAsia="fr-MA"/>
+              <w14:ligatures w14:val="standardContextual"/>
             </w:rPr>
           </w:pPr>
-          <w:hyperlink w:anchor="_Toc220586644" w:history="1">
+          <w:hyperlink w:anchor="_Toc229515691" w:history="1">
             <w:r>
               <w:rPr>
                 <w:rStyle w:val="Lienhypertexte"/>
+                <w:noProof/>
+              </w:rPr>
+              <w:t>I.3.</w:t>
+            </w:r>
+            <w:r>
+              <w:rPr>
+                <w:rFonts w:asciiTheme="minorHAnsi" w:eastAsiaTheme="minorEastAsia" w:hAnsiTheme="minorHAnsi" w:cstheme="minorBidi"/>
+                <w:noProof/>
                 <w:color w:val="auto"/>
-              </w:rPr>
-              <w:t>II.3.</w:t>
-            </w:r>
-            <w:r>
-              <w:rPr>
-                <w:rFonts w:asciiTheme="minorHAnsi" w:eastAsiaTheme="minorEastAsia" w:hAnsiTheme="minorHAnsi" w:cstheme="minorBidi"/>
-                <w:color w:val="auto"/>
-                <w:lang w:eastAsia="fr-FR"/>
+                <w:kern w:val="2"/>
+                <w:sz w:val="24"/>
+                <w:szCs w:val="24"/>
+                <w:lang w:val="fr-MA" w:eastAsia="fr-MA"/>
+                <w14:ligatures w14:val="standardContextual"/>
               </w:rPr>
               <w:tab/>
             </w:r>
             <w:r>
               <w:rPr>
                 <w:rStyle w:val="Lienhypertexte"/>
-                <w:color w:val="auto"/>
+                <w:noProof/>
               </w:rPr>
               <w:t>Programme Linéaire</w:t>
             </w:r>
             <w:r>
               <w:rPr>
-                <w:color w:val="auto"/>
+                <w:noProof/>
+                <w:webHidden/>
               </w:rPr>
               <w:tab/>
             </w:r>
             <w:r>
               <w:rPr>
-                <w:color w:val="auto"/>
+                <w:noProof/>
+                <w:webHidden/>
               </w:rPr>
               <w:fldChar w:fldCharType="begin"/>
             </w:r>
             <w:r>
               <w:rPr>
-                <w:color w:val="auto"/>
-              </w:rPr>
-              <w:instrText xml:space="preserve"> PAGEREF _Toc220586644 \h </w:instrText>
-            </w:r>
-            <w:r>
-              <w:rPr>
-                <w:color w:val="auto"/>
-              </w:rPr>
-            </w:r>
-            <w:r>
-              <w:rPr>
-                <w:color w:val="auto"/>
+                <w:noProof/>
+                <w:webHidden/>
+              </w:rPr>
+              <w:instrText xml:space="preserve"> PAGEREF _Toc229515691 \h </w:instrText>
+            </w:r>
+            <w:r>
+              <w:rPr>
+                <w:noProof/>
+                <w:webHidden/>
+              </w:rPr>
+            </w:r>
+            <w:r>
+              <w:rPr>
+                <w:noProof/>
+                <w:webHidden/>
               </w:rPr>
               <w:fldChar w:fldCharType="separate"/>
             </w:r>
             <w:r>
               <w:rPr>
-                <w:color w:val="auto"/>
+                <w:noProof/>
+                <w:webHidden/>
               </w:rPr>
               <w:t>5</w:t>
             </w:r>
             <w:r>
               <w:rPr>
-                <w:color w:val="auto"/>
+                <w:noProof/>
+                <w:webHidden/>
+              </w:rPr>
+              <w:fldChar w:fldCharType="end"/>
+            </w:r>
+          </w:hyperlink>
+        </w:p>
+        <w:p>
+          <w:pPr>
+            <w:pStyle w:val="TM3"/>
+            <w:tabs>
+              <w:tab w:val="right" w:leader="dot" w:pos="9626"/>
+            </w:tabs>
+            <w:rPr>
+              <w:rFonts w:asciiTheme="minorHAnsi" w:eastAsiaTheme="minorEastAsia" w:hAnsiTheme="minorHAnsi" w:cstheme="minorBidi"/>
+              <w:noProof/>
+              <w:color w:val="auto"/>
+              <w:kern w:val="2"/>
+              <w:sz w:val="24"/>
+              <w:szCs w:val="24"/>
+              <w:lang w:val="fr-MA" w:eastAsia="fr-MA"/>
+              <w14:ligatures w14:val="standardContextual"/>
+            </w:rPr>
+          </w:pPr>
+          <w:hyperlink w:anchor="_Toc229515692" w:history="1">
+            <w:r>
+              <w:rPr>
+                <w:rStyle w:val="Lienhypertexte"/>
+                <w:noProof/>
+              </w:rPr>
+              <w:t>1. Gamme de produits</w:t>
+            </w:r>
+            <w:r>
+              <w:rPr>
+                <w:noProof/>
+                <w:webHidden/>
+              </w:rPr>
+              <w:tab/>
+            </w:r>
+            <w:r>
+              <w:rPr>
+                <w:noProof/>
+                <w:webHidden/>
+              </w:rPr>
+              <w:fldChar w:fldCharType="begin"/>
+            </w:r>
+            <w:r>
+              <w:rPr>
+                <w:noProof/>
+                <w:webHidden/>
+              </w:rPr>
+              <w:instrText xml:space="preserve"> PAGEREF _Toc229515692 \h </w:instrText>
+            </w:r>
+            <w:r>
+              <w:rPr>
+                <w:noProof/>
+                <w:webHidden/>
+              </w:rPr>
+            </w:r>
+            <w:r>
+              <w:rPr>
+                <w:noProof/>
+                <w:webHidden/>
+              </w:rPr>
+              <w:fldChar w:fldCharType="separate"/>
+            </w:r>
+            <w:r>
+              <w:rPr>
+                <w:noProof/>
+                <w:webHidden/>
+              </w:rPr>
+              <w:t>5</w:t>
+            </w:r>
+            <w:r>
+              <w:rPr>
+                <w:noProof/>
+                <w:webHidden/>
+              </w:rPr>
+              <w:fldChar w:fldCharType="end"/>
+            </w:r>
+          </w:hyperlink>
+        </w:p>
+        <w:p>
+          <w:pPr>
+            <w:pStyle w:val="TM3"/>
+            <w:tabs>
+              <w:tab w:val="right" w:leader="dot" w:pos="9626"/>
+            </w:tabs>
+            <w:rPr>
+              <w:rFonts w:asciiTheme="minorHAnsi" w:eastAsiaTheme="minorEastAsia" w:hAnsiTheme="minorHAnsi" w:cstheme="minorBidi"/>
+              <w:noProof/>
+              <w:color w:val="auto"/>
+              <w:kern w:val="2"/>
+              <w:sz w:val="24"/>
+              <w:szCs w:val="24"/>
+              <w:lang w:val="fr-MA" w:eastAsia="fr-MA"/>
+              <w14:ligatures w14:val="standardContextual"/>
+            </w:rPr>
+          </w:pPr>
+          <w:hyperlink w:anchor="_Toc229515693" w:history="1">
+            <w:r>
+              <w:rPr>
+                <w:rStyle w:val="Lienhypertexte"/>
+                <w:noProof/>
+              </w:rPr>
+              <w:t>2. Machines et Équipements de Production</w:t>
+            </w:r>
+            <w:r>
+              <w:rPr>
+                <w:noProof/>
+                <w:webHidden/>
+              </w:rPr>
+              <w:tab/>
+            </w:r>
+            <w:r>
+              <w:rPr>
+                <w:noProof/>
+                <w:webHidden/>
+              </w:rPr>
+              <w:fldChar w:fldCharType="begin"/>
+            </w:r>
+            <w:r>
+              <w:rPr>
+                <w:noProof/>
+                <w:webHidden/>
+              </w:rPr>
+              <w:instrText xml:space="preserve"> PAGEREF _Toc229515693 \h </w:instrText>
+            </w:r>
+            <w:r>
+              <w:rPr>
+                <w:noProof/>
+                <w:webHidden/>
+              </w:rPr>
+            </w:r>
+            <w:r>
+              <w:rPr>
+                <w:noProof/>
+                <w:webHidden/>
+              </w:rPr>
+              <w:fldChar w:fldCharType="separate"/>
+            </w:r>
+            <w:r>
+              <w:rPr>
+                <w:noProof/>
+                <w:webHidden/>
+              </w:rPr>
+              <w:t>5</w:t>
+            </w:r>
+            <w:r>
+              <w:rPr>
+                <w:noProof/>
+                <w:webHidden/>
+              </w:rPr>
+              <w:fldChar w:fldCharType="end"/>
+            </w:r>
+          </w:hyperlink>
+        </w:p>
+        <w:p>
+          <w:pPr>
+            <w:pStyle w:val="TM3"/>
+            <w:tabs>
+              <w:tab w:val="right" w:leader="dot" w:pos="9626"/>
+            </w:tabs>
+            <w:rPr>
+              <w:rFonts w:asciiTheme="minorHAnsi" w:eastAsiaTheme="minorEastAsia" w:hAnsiTheme="minorHAnsi" w:cstheme="minorBidi"/>
+              <w:noProof/>
+              <w:color w:val="auto"/>
+              <w:kern w:val="2"/>
+              <w:sz w:val="24"/>
+              <w:szCs w:val="24"/>
+              <w:lang w:val="fr-MA" w:eastAsia="fr-MA"/>
+              <w14:ligatures w14:val="standardContextual"/>
+            </w:rPr>
+          </w:pPr>
+          <w:hyperlink w:anchor="_Toc229515694" w:history="1">
+            <w:r>
+              <w:rPr>
+                <w:rStyle w:val="Lienhypertexte"/>
+                <w:noProof/>
+              </w:rPr>
+              <w:t>3. Consommation de Matières Premières par Produit</w:t>
+            </w:r>
+            <w:r>
+              <w:rPr>
+                <w:noProof/>
+                <w:webHidden/>
+              </w:rPr>
+              <w:tab/>
+            </w:r>
+            <w:r>
+              <w:rPr>
+                <w:noProof/>
+                <w:webHidden/>
+              </w:rPr>
+              <w:fldChar w:fldCharType="begin"/>
+            </w:r>
+            <w:r>
+              <w:rPr>
+                <w:noProof/>
+                <w:webHidden/>
+              </w:rPr>
+              <w:instrText xml:space="preserve"> PAGEREF _Toc229515694 \h </w:instrText>
+            </w:r>
+            <w:r>
+              <w:rPr>
+                <w:noProof/>
+                <w:webHidden/>
+              </w:rPr>
+            </w:r>
+            <w:r>
+              <w:rPr>
+                <w:noProof/>
+                <w:webHidden/>
+              </w:rPr>
+              <w:fldChar w:fldCharType="separate"/>
+            </w:r>
+            <w:r>
+              <w:rPr>
+                <w:noProof/>
+                <w:webHidden/>
+              </w:rPr>
+              <w:t>6</w:t>
+            </w:r>
+            <w:r>
+              <w:rPr>
+                <w:noProof/>
+                <w:webHidden/>
               </w:rPr>
               <w:fldChar w:fldCharType="end"/>
             </w:r>
@@ -1481,76 +1615,93 @@
           <w:pPr>
             <w:pStyle w:val="TM2"/>
             <w:tabs>
-              <w:tab w:val="left" w:pos="880"/>
+              <w:tab w:val="left" w:pos="960"/>
               <w:tab w:val="right" w:leader="dot" w:pos="9626"/>
             </w:tabs>
             <w:rPr>
               <w:rFonts w:asciiTheme="minorHAnsi" w:eastAsiaTheme="minorEastAsia" w:hAnsiTheme="minorHAnsi" w:cstheme="minorBidi"/>
+              <w:noProof/>
               <w:color w:val="auto"/>
-              <w:lang w:eastAsia="fr-FR"/>
+              <w:kern w:val="2"/>
+              <w:sz w:val="24"/>
+              <w:szCs w:val="24"/>
+              <w:lang w:val="fr-MA" w:eastAsia="fr-MA"/>
+              <w14:ligatures w14:val="standardContextual"/>
             </w:rPr>
           </w:pPr>
-          <w:hyperlink w:anchor="_Toc220586645" w:history="1">
+          <w:hyperlink w:anchor="_Toc229515695" w:history="1">
             <w:r>
               <w:rPr>
                 <w:rStyle w:val="Lienhypertexte"/>
+                <w:noProof/>
+              </w:rPr>
+              <w:t>I.4.</w:t>
+            </w:r>
+            <w:r>
+              <w:rPr>
+                <w:rFonts w:asciiTheme="minorHAnsi" w:eastAsiaTheme="minorEastAsia" w:hAnsiTheme="minorHAnsi" w:cstheme="minorBidi"/>
+                <w:noProof/>
                 <w:color w:val="auto"/>
-              </w:rPr>
-              <w:t>II.4.</w:t>
-            </w:r>
-            <w:r>
-              <w:rPr>
-                <w:rFonts w:asciiTheme="minorHAnsi" w:eastAsiaTheme="minorEastAsia" w:hAnsiTheme="minorHAnsi" w:cstheme="minorBidi"/>
-                <w:color w:val="auto"/>
-                <w:lang w:eastAsia="fr-FR"/>
+                <w:kern w:val="2"/>
+                <w:sz w:val="24"/>
+                <w:szCs w:val="24"/>
+                <w:lang w:val="fr-MA" w:eastAsia="fr-MA"/>
+                <w14:ligatures w14:val="standardContextual"/>
               </w:rPr>
               <w:tab/>
             </w:r>
             <w:r>
               <w:rPr>
                 <w:rStyle w:val="Lienhypertexte"/>
-                <w:color w:val="auto"/>
-              </w:rPr>
-              <w:t>Résolution avec la méthode Simplexe / Dualité</w:t>
-            </w:r>
-            <w:r>
-              <w:rPr>
-                <w:color w:val="auto"/>
+                <w:noProof/>
+              </w:rPr>
+              <w:t>Résolution avec la méthode graphique</w:t>
+            </w:r>
+            <w:r>
+              <w:rPr>
+                <w:noProof/>
+                <w:webHidden/>
               </w:rPr>
               <w:tab/>
             </w:r>
             <w:r>
               <w:rPr>
-                <w:color w:val="auto"/>
+                <w:noProof/>
+                <w:webHidden/>
               </w:rPr>
               <w:fldChar w:fldCharType="begin"/>
             </w:r>
             <w:r>
               <w:rPr>
-                <w:color w:val="auto"/>
-              </w:rPr>
-              <w:instrText xml:space="preserve"> PAGEREF _Toc220586645 \h </w:instrText>
-            </w:r>
-            <w:r>
-              <w:rPr>
-                <w:color w:val="auto"/>
-              </w:rPr>
-            </w:r>
-            <w:r>
-              <w:rPr>
-                <w:color w:val="auto"/>
+                <w:noProof/>
+                <w:webHidden/>
+              </w:rPr>
+              <w:instrText xml:space="preserve"> PAGEREF _Toc229515695 \h </w:instrText>
+            </w:r>
+            <w:r>
+              <w:rPr>
+                <w:noProof/>
+                <w:webHidden/>
+              </w:rPr>
+            </w:r>
+            <w:r>
+              <w:rPr>
+                <w:noProof/>
+                <w:webHidden/>
               </w:rPr>
               <w:fldChar w:fldCharType="separate"/>
             </w:r>
             <w:r>
               <w:rPr>
-                <w:color w:val="auto"/>
-              </w:rPr>
-              <w:t>5</w:t>
-            </w:r>
-            <w:r>
-              <w:rPr>
-                <w:color w:val="auto"/>
+                <w:noProof/>
+                <w:webHidden/>
+              </w:rPr>
+              <w:t>7</w:t>
+            </w:r>
+            <w:r>
+              <w:rPr>
+                <w:noProof/>
+                <w:webHidden/>
               </w:rPr>
               <w:fldChar w:fldCharType="end"/>
             </w:r>
@@ -1560,76 +1711,93 @@
           <w:pPr>
             <w:pStyle w:val="TM2"/>
             <w:tabs>
-              <w:tab w:val="left" w:pos="880"/>
+              <w:tab w:val="left" w:pos="960"/>
               <w:tab w:val="right" w:leader="dot" w:pos="9626"/>
             </w:tabs>
             <w:rPr>
               <w:rFonts w:asciiTheme="minorHAnsi" w:eastAsiaTheme="minorEastAsia" w:hAnsiTheme="minorHAnsi" w:cstheme="minorBidi"/>
+              <w:noProof/>
               <w:color w:val="auto"/>
-              <w:lang w:eastAsia="fr-FR"/>
+              <w:kern w:val="2"/>
+              <w:sz w:val="24"/>
+              <w:szCs w:val="24"/>
+              <w:lang w:val="fr-MA" w:eastAsia="fr-MA"/>
+              <w14:ligatures w14:val="standardContextual"/>
             </w:rPr>
           </w:pPr>
-          <w:hyperlink w:anchor="_Toc220586646" w:history="1">
+          <w:hyperlink w:anchor="_Toc229515696" w:history="1">
             <w:r>
               <w:rPr>
                 <w:rStyle w:val="Lienhypertexte"/>
+                <w:noProof/>
+              </w:rPr>
+              <w:t>I.5.</w:t>
+            </w:r>
+            <w:r>
+              <w:rPr>
+                <w:rFonts w:asciiTheme="minorHAnsi" w:eastAsiaTheme="minorEastAsia" w:hAnsiTheme="minorHAnsi" w:cstheme="minorBidi"/>
+                <w:noProof/>
                 <w:color w:val="auto"/>
-              </w:rPr>
-              <w:t>II.5.</w:t>
-            </w:r>
-            <w:r>
-              <w:rPr>
-                <w:rFonts w:asciiTheme="minorHAnsi" w:eastAsiaTheme="minorEastAsia" w:hAnsiTheme="minorHAnsi" w:cstheme="minorBidi"/>
-                <w:color w:val="auto"/>
-                <w:lang w:eastAsia="fr-FR"/>
+                <w:kern w:val="2"/>
+                <w:sz w:val="24"/>
+                <w:szCs w:val="24"/>
+                <w:lang w:val="fr-MA" w:eastAsia="fr-MA"/>
+                <w14:ligatures w14:val="standardContextual"/>
               </w:rPr>
               <w:tab/>
             </w:r>
             <w:r>
               <w:rPr>
                 <w:rStyle w:val="Lienhypertexte"/>
-                <w:color w:val="auto"/>
+                <w:noProof/>
               </w:rPr>
               <w:t>Validation avec le solveur d’Excel</w:t>
             </w:r>
             <w:r>
               <w:rPr>
-                <w:color w:val="auto"/>
+                <w:noProof/>
+                <w:webHidden/>
               </w:rPr>
               <w:tab/>
             </w:r>
             <w:r>
               <w:rPr>
-                <w:color w:val="auto"/>
+                <w:noProof/>
+                <w:webHidden/>
               </w:rPr>
               <w:fldChar w:fldCharType="begin"/>
             </w:r>
             <w:r>
               <w:rPr>
-                <w:color w:val="auto"/>
-              </w:rPr>
-              <w:instrText xml:space="preserve"> PAGEREF _Toc220586646 \h </w:instrText>
-            </w:r>
-            <w:r>
-              <w:rPr>
-                <w:color w:val="auto"/>
-              </w:rPr>
-            </w:r>
-            <w:r>
-              <w:rPr>
-                <w:color w:val="auto"/>
+                <w:noProof/>
+                <w:webHidden/>
+              </w:rPr>
+              <w:instrText xml:space="preserve"> PAGEREF _Toc229515696 \h </w:instrText>
+            </w:r>
+            <w:r>
+              <w:rPr>
+                <w:noProof/>
+                <w:webHidden/>
+              </w:rPr>
+            </w:r>
+            <w:r>
+              <w:rPr>
+                <w:noProof/>
+                <w:webHidden/>
               </w:rPr>
               <w:fldChar w:fldCharType="separate"/>
             </w:r>
             <w:r>
               <w:rPr>
-                <w:color w:val="auto"/>
-              </w:rPr>
-              <w:t>5</w:t>
-            </w:r>
-            <w:r>
-              <w:rPr>
-                <w:color w:val="auto"/>
+                <w:noProof/>
+                <w:webHidden/>
+              </w:rPr>
+              <w:t>8</w:t>
+            </w:r>
+            <w:r>
+              <w:rPr>
+                <w:noProof/>
+                <w:webHidden/>
               </w:rPr>
               <w:fldChar w:fldCharType="end"/>
             </w:r>
@@ -1639,76 +1807,93 @@
           <w:pPr>
             <w:pStyle w:val="TM2"/>
             <w:tabs>
-              <w:tab w:val="left" w:pos="880"/>
+              <w:tab w:val="left" w:pos="960"/>
               <w:tab w:val="right" w:leader="dot" w:pos="9626"/>
             </w:tabs>
             <w:rPr>
               <w:rFonts w:asciiTheme="minorHAnsi" w:eastAsiaTheme="minorEastAsia" w:hAnsiTheme="minorHAnsi" w:cstheme="minorBidi"/>
+              <w:noProof/>
               <w:color w:val="auto"/>
-              <w:lang w:eastAsia="fr-FR"/>
+              <w:kern w:val="2"/>
+              <w:sz w:val="24"/>
+              <w:szCs w:val="24"/>
+              <w:lang w:val="fr-MA" w:eastAsia="fr-MA"/>
+              <w14:ligatures w14:val="standardContextual"/>
             </w:rPr>
           </w:pPr>
-          <w:hyperlink w:anchor="_Toc220586647" w:history="1">
+          <w:hyperlink w:anchor="_Toc229515697" w:history="1">
             <w:r>
               <w:rPr>
                 <w:rStyle w:val="Lienhypertexte"/>
+                <w:noProof/>
+              </w:rPr>
+              <w:t>I.6.</w:t>
+            </w:r>
+            <w:r>
+              <w:rPr>
+                <w:rFonts w:asciiTheme="minorHAnsi" w:eastAsiaTheme="minorEastAsia" w:hAnsiTheme="minorHAnsi" w:cstheme="minorBidi"/>
+                <w:noProof/>
                 <w:color w:val="auto"/>
-              </w:rPr>
-              <w:t>II.6.</w:t>
-            </w:r>
-            <w:r>
-              <w:rPr>
-                <w:rFonts w:asciiTheme="minorHAnsi" w:eastAsiaTheme="minorEastAsia" w:hAnsiTheme="minorHAnsi" w:cstheme="minorBidi"/>
-                <w:color w:val="auto"/>
-                <w:lang w:eastAsia="fr-FR"/>
+                <w:kern w:val="2"/>
+                <w:sz w:val="24"/>
+                <w:szCs w:val="24"/>
+                <w:lang w:val="fr-MA" w:eastAsia="fr-MA"/>
+                <w14:ligatures w14:val="standardContextual"/>
               </w:rPr>
               <w:tab/>
             </w:r>
             <w:r>
               <w:rPr>
                 <w:rStyle w:val="Lienhypertexte"/>
-                <w:color w:val="auto"/>
+                <w:noProof/>
               </w:rPr>
               <w:t>Conclusion</w:t>
             </w:r>
             <w:r>
               <w:rPr>
-                <w:color w:val="auto"/>
+                <w:noProof/>
+                <w:webHidden/>
               </w:rPr>
               <w:tab/>
             </w:r>
             <w:r>
               <w:rPr>
-                <w:color w:val="auto"/>
+                <w:noProof/>
+                <w:webHidden/>
               </w:rPr>
               <w:fldChar w:fldCharType="begin"/>
             </w:r>
             <w:r>
               <w:rPr>
-                <w:color w:val="auto"/>
-              </w:rPr>
-              <w:instrText xml:space="preserve"> PAGEREF _Toc220586647 \h </w:instrText>
-            </w:r>
-            <w:r>
-              <w:rPr>
-                <w:color w:val="auto"/>
-              </w:rPr>
-            </w:r>
-            <w:r>
-              <w:rPr>
-                <w:color w:val="auto"/>
+                <w:noProof/>
+                <w:webHidden/>
+              </w:rPr>
+              <w:instrText xml:space="preserve"> PAGEREF _Toc229515697 \h </w:instrText>
+            </w:r>
+            <w:r>
+              <w:rPr>
+                <w:noProof/>
+                <w:webHidden/>
+              </w:rPr>
+            </w:r>
+            <w:r>
+              <w:rPr>
+                <w:noProof/>
+                <w:webHidden/>
               </w:rPr>
               <w:fldChar w:fldCharType="separate"/>
             </w:r>
             <w:r>
               <w:rPr>
-                <w:color w:val="auto"/>
-              </w:rPr>
-              <w:t>5</w:t>
-            </w:r>
-            <w:r>
-              <w:rPr>
-                <w:color w:val="auto"/>
+                <w:noProof/>
+                <w:webHidden/>
+              </w:rPr>
+              <w:t>8</w:t>
+            </w:r>
+            <w:r>
+              <w:rPr>
+                <w:noProof/>
+                <w:webHidden/>
               </w:rPr>
               <w:fldChar w:fldCharType="end"/>
             </w:r>
@@ -1722,33 +1907,69 @@
             </w:tabs>
             <w:rPr>
               <w:rFonts w:asciiTheme="minorHAnsi" w:eastAsiaTheme="minorEastAsia" w:hAnsiTheme="minorHAnsi" w:cstheme="minorBidi"/>
+              <w:noProof/>
               <w:color w:val="auto"/>
-              <w:lang w:eastAsia="fr-FR"/>
+              <w:kern w:val="2"/>
+              <w:sz w:val="24"/>
+              <w:szCs w:val="24"/>
+              <w:lang w:val="fr-MA" w:eastAsia="fr-MA"/>
+              <w14:ligatures w14:val="standardContextual"/>
             </w:rPr>
           </w:pPr>
-          <w:hyperlink w:anchor="_Toc220586648" w:history="1">
+          <w:hyperlink w:anchor="_Toc229515698" w:history="1">
             <w:r>
               <w:rPr>
                 <w:rStyle w:val="Lienhypertexte"/>
-              </w:rPr>
-              <w:t>CHAPITRE 3 :  CONCEPTION INFORMATIQUE</w:t>
-            </w:r>
-            <w:r>
+                <w:noProof/>
+              </w:rPr>
+              <w:t>CHAPITRE 2 :  MODELISATION D’UN PROBLEME D’OPTIMISATION ET RESOLUTION AVEC LA METHODE SIMPLEXE / DUALITE</w:t>
+            </w:r>
+            <w:r>
+              <w:rPr>
+                <w:noProof/>
+                <w:webHidden/>
+              </w:rPr>
               <w:tab/>
             </w:r>
             <w:r>
+              <w:rPr>
+                <w:noProof/>
+                <w:webHidden/>
+              </w:rPr>
               <w:fldChar w:fldCharType="begin"/>
             </w:r>
             <w:r>
-              <w:instrText xml:space="preserve"> PAGEREF _Toc220586648 \h </w:instrText>
-            </w:r>
-            <w:r>
+              <w:rPr>
+                <w:noProof/>
+                <w:webHidden/>
+              </w:rPr>
+              <w:instrText xml:space="preserve"> PAGEREF _Toc229515698 \h </w:instrText>
+            </w:r>
+            <w:r>
+              <w:rPr>
+                <w:noProof/>
+                <w:webHidden/>
+              </w:rPr>
+            </w:r>
+            <w:r>
+              <w:rPr>
+                <w:noProof/>
+                <w:webHidden/>
+              </w:rPr>
               <w:fldChar w:fldCharType="separate"/>
             </w:r>
             <w:r>
-              <w:t>6</w:t>
-            </w:r>
-            <w:r>
+              <w:rPr>
+                <w:noProof/>
+                <w:webHidden/>
+              </w:rPr>
+              <w:t>10</w:t>
+            </w:r>
+            <w:r>
+              <w:rPr>
+                <w:noProof/>
+                <w:webHidden/>
+              </w:rPr>
               <w:fldChar w:fldCharType="end"/>
             </w:r>
           </w:hyperlink>
@@ -1757,52 +1978,94 @@
           <w:pPr>
             <w:pStyle w:val="TM2"/>
             <w:tabs>
-              <w:tab w:val="left" w:pos="880"/>
+              <w:tab w:val="left" w:pos="960"/>
               <w:tab w:val="right" w:leader="dot" w:pos="9626"/>
             </w:tabs>
             <w:rPr>
               <w:rFonts w:asciiTheme="minorHAnsi" w:eastAsiaTheme="minorEastAsia" w:hAnsiTheme="minorHAnsi" w:cstheme="minorBidi"/>
+              <w:noProof/>
               <w:color w:val="auto"/>
-              <w:lang w:eastAsia="fr-FR"/>
+              <w:kern w:val="2"/>
+              <w:sz w:val="24"/>
+              <w:szCs w:val="24"/>
+              <w:lang w:val="fr-MA" w:eastAsia="fr-MA"/>
+              <w14:ligatures w14:val="standardContextual"/>
             </w:rPr>
           </w:pPr>
-          <w:hyperlink w:anchor="_Toc220586649" w:history="1">
+          <w:hyperlink w:anchor="_Toc229515699" w:history="1">
             <w:r>
               <w:rPr>
                 <w:rStyle w:val="Lienhypertexte"/>
-              </w:rPr>
-              <w:t>III.1.</w:t>
+                <w:noProof/>
+              </w:rPr>
+              <w:t>II.1.</w:t>
             </w:r>
             <w:r>
               <w:rPr>
                 <w:rFonts w:asciiTheme="minorHAnsi" w:eastAsiaTheme="minorEastAsia" w:hAnsiTheme="minorHAnsi" w:cstheme="minorBidi"/>
+                <w:noProof/>
                 <w:color w:val="auto"/>
-                <w:lang w:eastAsia="fr-FR"/>
+                <w:kern w:val="2"/>
+                <w:sz w:val="24"/>
+                <w:szCs w:val="24"/>
+                <w:lang w:val="fr-MA" w:eastAsia="fr-MA"/>
+                <w14:ligatures w14:val="standardContextual"/>
               </w:rPr>
               <w:tab/>
             </w:r>
             <w:r>
               <w:rPr>
                 <w:rStyle w:val="Lienhypertexte"/>
+                <w:noProof/>
               </w:rPr>
               <w:t>Introduction</w:t>
             </w:r>
             <w:r>
+              <w:rPr>
+                <w:noProof/>
+                <w:webHidden/>
+              </w:rPr>
               <w:tab/>
             </w:r>
             <w:r>
+              <w:rPr>
+                <w:noProof/>
+                <w:webHidden/>
+              </w:rPr>
               <w:fldChar w:fldCharType="begin"/>
             </w:r>
             <w:r>
-              <w:instrText xml:space="preserve"> PAGEREF _Toc220586649 \h </w:instrText>
-            </w:r>
-            <w:r>
+              <w:rPr>
+                <w:noProof/>
+                <w:webHidden/>
+              </w:rPr>
+              <w:instrText xml:space="preserve"> PAGEREF _Toc229515699 \h </w:instrText>
+            </w:r>
+            <w:r>
+              <w:rPr>
+                <w:noProof/>
+                <w:webHidden/>
+              </w:rPr>
+            </w:r>
+            <w:r>
+              <w:rPr>
+                <w:noProof/>
+                <w:webHidden/>
+              </w:rPr>
               <w:fldChar w:fldCharType="separate"/>
             </w:r>
             <w:r>
-              <w:t>6</w:t>
-            </w:r>
-            <w:r>
+              <w:rPr>
+                <w:noProof/>
+                <w:webHidden/>
+              </w:rPr>
+              <w:t>10</w:t>
+            </w:r>
+            <w:r>
+              <w:rPr>
+                <w:noProof/>
+                <w:webHidden/>
+              </w:rPr>
               <w:fldChar w:fldCharType="end"/>
             </w:r>
           </w:hyperlink>
@@ -1811,52 +2074,94 @@
           <w:pPr>
             <w:pStyle w:val="TM2"/>
             <w:tabs>
-              <w:tab w:val="left" w:pos="880"/>
+              <w:tab w:val="left" w:pos="960"/>
               <w:tab w:val="right" w:leader="dot" w:pos="9626"/>
             </w:tabs>
             <w:rPr>
               <w:rFonts w:asciiTheme="minorHAnsi" w:eastAsiaTheme="minorEastAsia" w:hAnsiTheme="minorHAnsi" w:cstheme="minorBidi"/>
+              <w:noProof/>
               <w:color w:val="auto"/>
-              <w:lang w:eastAsia="fr-FR"/>
+              <w:kern w:val="2"/>
+              <w:sz w:val="24"/>
+              <w:szCs w:val="24"/>
+              <w:lang w:val="fr-MA" w:eastAsia="fr-MA"/>
+              <w14:ligatures w14:val="standardContextual"/>
             </w:rPr>
           </w:pPr>
-          <w:hyperlink w:anchor="_Toc220586650" w:history="1">
+          <w:hyperlink w:anchor="_Toc229515700" w:history="1">
             <w:r>
               <w:rPr>
                 <w:rStyle w:val="Lienhypertexte"/>
-              </w:rPr>
-              <w:t>III.2.</w:t>
+                <w:noProof/>
+              </w:rPr>
+              <w:t>II.2.</w:t>
             </w:r>
             <w:r>
               <w:rPr>
                 <w:rFonts w:asciiTheme="minorHAnsi" w:eastAsiaTheme="minorEastAsia" w:hAnsiTheme="minorHAnsi" w:cstheme="minorBidi"/>
+                <w:noProof/>
                 <w:color w:val="auto"/>
-                <w:lang w:eastAsia="fr-FR"/>
+                <w:kern w:val="2"/>
+                <w:sz w:val="24"/>
+                <w:szCs w:val="24"/>
+                <w:lang w:val="fr-MA" w:eastAsia="fr-MA"/>
+                <w14:ligatures w14:val="standardContextual"/>
               </w:rPr>
               <w:tab/>
             </w:r>
             <w:r>
               <w:rPr>
                 <w:rStyle w:val="Lienhypertexte"/>
-              </w:rPr>
-              <w:t>xxxxxx</w:t>
-            </w:r>
-            <w:r>
+                <w:noProof/>
+              </w:rPr>
+              <w:t>Contexte</w:t>
+            </w:r>
+            <w:r>
+              <w:rPr>
+                <w:noProof/>
+                <w:webHidden/>
+              </w:rPr>
               <w:tab/>
             </w:r>
             <w:r>
+              <w:rPr>
+                <w:noProof/>
+                <w:webHidden/>
+              </w:rPr>
               <w:fldChar w:fldCharType="begin"/>
             </w:r>
             <w:r>
-              <w:instrText xml:space="preserve"> PAGEREF _Toc220586650 \h </w:instrText>
-            </w:r>
-            <w:r>
+              <w:rPr>
+                <w:noProof/>
+                <w:webHidden/>
+              </w:rPr>
+              <w:instrText xml:space="preserve"> PAGEREF _Toc229515700 \h </w:instrText>
+            </w:r>
+            <w:r>
+              <w:rPr>
+                <w:noProof/>
+                <w:webHidden/>
+              </w:rPr>
+            </w:r>
+            <w:r>
+              <w:rPr>
+                <w:noProof/>
+                <w:webHidden/>
+              </w:rPr>
               <w:fldChar w:fldCharType="separate"/>
             </w:r>
             <w:r>
-              <w:t>6</w:t>
-            </w:r>
-            <w:r>
+              <w:rPr>
+                <w:noProof/>
+                <w:webHidden/>
+              </w:rPr>
+              <w:t>10</w:t>
+            </w:r>
+            <w:r>
+              <w:rPr>
+                <w:noProof/>
+                <w:webHidden/>
+              </w:rPr>
               <w:fldChar w:fldCharType="end"/>
             </w:r>
           </w:hyperlink>
@@ -1865,52 +2170,94 @@
           <w:pPr>
             <w:pStyle w:val="TM2"/>
             <w:tabs>
-              <w:tab w:val="left" w:pos="880"/>
+              <w:tab w:val="left" w:pos="960"/>
               <w:tab w:val="right" w:leader="dot" w:pos="9626"/>
             </w:tabs>
             <w:rPr>
               <w:rFonts w:asciiTheme="minorHAnsi" w:eastAsiaTheme="minorEastAsia" w:hAnsiTheme="minorHAnsi" w:cstheme="minorBidi"/>
+              <w:noProof/>
               <w:color w:val="auto"/>
-              <w:lang w:eastAsia="fr-FR"/>
+              <w:kern w:val="2"/>
+              <w:sz w:val="24"/>
+              <w:szCs w:val="24"/>
+              <w:lang w:val="fr-MA" w:eastAsia="fr-MA"/>
+              <w14:ligatures w14:val="standardContextual"/>
             </w:rPr>
           </w:pPr>
-          <w:hyperlink w:anchor="_Toc220586651" w:history="1">
+          <w:hyperlink w:anchor="_Toc229515701" w:history="1">
             <w:r>
               <w:rPr>
                 <w:rStyle w:val="Lienhypertexte"/>
-              </w:rPr>
-              <w:t>III.3.</w:t>
+                <w:noProof/>
+              </w:rPr>
+              <w:t>II.3.</w:t>
             </w:r>
             <w:r>
               <w:rPr>
                 <w:rFonts w:asciiTheme="minorHAnsi" w:eastAsiaTheme="minorEastAsia" w:hAnsiTheme="minorHAnsi" w:cstheme="minorBidi"/>
+                <w:noProof/>
                 <w:color w:val="auto"/>
-                <w:lang w:eastAsia="fr-FR"/>
+                <w:kern w:val="2"/>
+                <w:sz w:val="24"/>
+                <w:szCs w:val="24"/>
+                <w:lang w:val="fr-MA" w:eastAsia="fr-MA"/>
+                <w14:ligatures w14:val="standardContextual"/>
               </w:rPr>
               <w:tab/>
             </w:r>
             <w:r>
               <w:rPr>
                 <w:rStyle w:val="Lienhypertexte"/>
-              </w:rPr>
-              <w:t>yyyyy</w:t>
-            </w:r>
-            <w:r>
+                <w:noProof/>
+              </w:rPr>
+              <w:t>Programme Linéaire</w:t>
+            </w:r>
+            <w:r>
+              <w:rPr>
+                <w:noProof/>
+                <w:webHidden/>
+              </w:rPr>
               <w:tab/>
             </w:r>
             <w:r>
+              <w:rPr>
+                <w:noProof/>
+                <w:webHidden/>
+              </w:rPr>
               <w:fldChar w:fldCharType="begin"/>
             </w:r>
             <w:r>
-              <w:instrText xml:space="preserve"> PAGEREF _Toc220586651 \h </w:instrText>
-            </w:r>
-            <w:r>
+              <w:rPr>
+                <w:noProof/>
+                <w:webHidden/>
+              </w:rPr>
+              <w:instrText xml:space="preserve"> PAGEREF _Toc229515701 \h </w:instrText>
+            </w:r>
+            <w:r>
+              <w:rPr>
+                <w:noProof/>
+                <w:webHidden/>
+              </w:rPr>
+            </w:r>
+            <w:r>
+              <w:rPr>
+                <w:noProof/>
+                <w:webHidden/>
+              </w:rPr>
               <w:fldChar w:fldCharType="separate"/>
             </w:r>
             <w:r>
-              <w:t>6</w:t>
-            </w:r>
-            <w:r>
+              <w:rPr>
+                <w:noProof/>
+                <w:webHidden/>
+              </w:rPr>
+              <w:t>11</w:t>
+            </w:r>
+            <w:r>
+              <w:rPr>
+                <w:noProof/>
+                <w:webHidden/>
+              </w:rPr>
               <w:fldChar w:fldCharType="end"/>
             </w:r>
           </w:hyperlink>
@@ -1919,52 +2266,286 @@
           <w:pPr>
             <w:pStyle w:val="TM2"/>
             <w:tabs>
-              <w:tab w:val="left" w:pos="880"/>
+              <w:tab w:val="left" w:pos="960"/>
               <w:tab w:val="right" w:leader="dot" w:pos="9626"/>
             </w:tabs>
             <w:rPr>
               <w:rFonts w:asciiTheme="minorHAnsi" w:eastAsiaTheme="minorEastAsia" w:hAnsiTheme="minorHAnsi" w:cstheme="minorBidi"/>
+              <w:noProof/>
               <w:color w:val="auto"/>
-              <w:lang w:eastAsia="fr-FR"/>
+              <w:kern w:val="2"/>
+              <w:sz w:val="24"/>
+              <w:szCs w:val="24"/>
+              <w:lang w:val="fr-MA" w:eastAsia="fr-MA"/>
+              <w14:ligatures w14:val="standardContextual"/>
             </w:rPr>
           </w:pPr>
-          <w:hyperlink w:anchor="_Toc220586652" w:history="1">
+          <w:hyperlink w:anchor="_Toc229515702" w:history="1">
             <w:r>
               <w:rPr>
                 <w:rStyle w:val="Lienhypertexte"/>
-              </w:rPr>
-              <w:t>III.4.</w:t>
+                <w:noProof/>
+              </w:rPr>
+              <w:t>II.4.</w:t>
             </w:r>
             <w:r>
               <w:rPr>
                 <w:rFonts w:asciiTheme="minorHAnsi" w:eastAsiaTheme="minorEastAsia" w:hAnsiTheme="minorHAnsi" w:cstheme="minorBidi"/>
+                <w:noProof/>
                 <w:color w:val="auto"/>
-                <w:lang w:eastAsia="fr-FR"/>
+                <w:kern w:val="2"/>
+                <w:sz w:val="24"/>
+                <w:szCs w:val="24"/>
+                <w:lang w:val="fr-MA" w:eastAsia="fr-MA"/>
+                <w14:ligatures w14:val="standardContextual"/>
               </w:rPr>
               <w:tab/>
             </w:r>
             <w:r>
               <w:rPr>
                 <w:rStyle w:val="Lienhypertexte"/>
+                <w:noProof/>
+              </w:rPr>
+              <w:t>Résolution avec la méthode Simplexe / Dualité</w:t>
+            </w:r>
+            <w:r>
+              <w:rPr>
+                <w:noProof/>
+                <w:webHidden/>
+              </w:rPr>
+              <w:tab/>
+            </w:r>
+            <w:r>
+              <w:rPr>
+                <w:noProof/>
+                <w:webHidden/>
+              </w:rPr>
+              <w:fldChar w:fldCharType="begin"/>
+            </w:r>
+            <w:r>
+              <w:rPr>
+                <w:noProof/>
+                <w:webHidden/>
+              </w:rPr>
+              <w:instrText xml:space="preserve"> PAGEREF _Toc229515702 \h </w:instrText>
+            </w:r>
+            <w:r>
+              <w:rPr>
+                <w:noProof/>
+                <w:webHidden/>
+              </w:rPr>
+            </w:r>
+            <w:r>
+              <w:rPr>
+                <w:noProof/>
+                <w:webHidden/>
+              </w:rPr>
+              <w:fldChar w:fldCharType="separate"/>
+            </w:r>
+            <w:r>
+              <w:rPr>
+                <w:noProof/>
+                <w:webHidden/>
+              </w:rPr>
+              <w:t>12</w:t>
+            </w:r>
+            <w:r>
+              <w:rPr>
+                <w:noProof/>
+                <w:webHidden/>
+              </w:rPr>
+              <w:fldChar w:fldCharType="end"/>
+            </w:r>
+          </w:hyperlink>
+        </w:p>
+        <w:p>
+          <w:pPr>
+            <w:pStyle w:val="TM2"/>
+            <w:tabs>
+              <w:tab w:val="left" w:pos="960"/>
+              <w:tab w:val="right" w:leader="dot" w:pos="9626"/>
+            </w:tabs>
+            <w:rPr>
+              <w:rFonts w:asciiTheme="minorHAnsi" w:eastAsiaTheme="minorEastAsia" w:hAnsiTheme="minorHAnsi" w:cstheme="minorBidi"/>
+              <w:noProof/>
+              <w:color w:val="auto"/>
+              <w:kern w:val="2"/>
+              <w:sz w:val="24"/>
+              <w:szCs w:val="24"/>
+              <w:lang w:val="fr-MA" w:eastAsia="fr-MA"/>
+              <w14:ligatures w14:val="standardContextual"/>
+            </w:rPr>
+          </w:pPr>
+          <w:hyperlink w:anchor="_Toc229515703" w:history="1">
+            <w:r>
+              <w:rPr>
+                <w:rStyle w:val="Lienhypertexte"/>
+                <w:noProof/>
+              </w:rPr>
+              <w:t>II.5.</w:t>
+            </w:r>
+            <w:r>
+              <w:rPr>
+                <w:rFonts w:asciiTheme="minorHAnsi" w:eastAsiaTheme="minorEastAsia" w:hAnsiTheme="minorHAnsi" w:cstheme="minorBidi"/>
+                <w:noProof/>
+                <w:color w:val="auto"/>
+                <w:kern w:val="2"/>
+                <w:sz w:val="24"/>
+                <w:szCs w:val="24"/>
+                <w:lang w:val="fr-MA" w:eastAsia="fr-MA"/>
+                <w14:ligatures w14:val="standardContextual"/>
+              </w:rPr>
+              <w:tab/>
+            </w:r>
+            <w:r>
+              <w:rPr>
+                <w:rStyle w:val="Lienhypertexte"/>
+                <w:noProof/>
+              </w:rPr>
+              <w:t>Validation avec le solveur d’Excel</w:t>
+            </w:r>
+            <w:r>
+              <w:rPr>
+                <w:noProof/>
+                <w:webHidden/>
+              </w:rPr>
+              <w:tab/>
+            </w:r>
+            <w:r>
+              <w:rPr>
+                <w:noProof/>
+                <w:webHidden/>
+              </w:rPr>
+              <w:fldChar w:fldCharType="begin"/>
+            </w:r>
+            <w:r>
+              <w:rPr>
+                <w:noProof/>
+                <w:webHidden/>
+              </w:rPr>
+              <w:instrText xml:space="preserve"> PAGEREF _Toc229515703 \h </w:instrText>
+            </w:r>
+            <w:r>
+              <w:rPr>
+                <w:noProof/>
+                <w:webHidden/>
+              </w:rPr>
+            </w:r>
+            <w:r>
+              <w:rPr>
+                <w:noProof/>
+                <w:webHidden/>
+              </w:rPr>
+              <w:fldChar w:fldCharType="separate"/>
+            </w:r>
+            <w:r>
+              <w:rPr>
+                <w:noProof/>
+                <w:webHidden/>
+              </w:rPr>
+              <w:t>15</w:t>
+            </w:r>
+            <w:r>
+              <w:rPr>
+                <w:noProof/>
+                <w:webHidden/>
+              </w:rPr>
+              <w:fldChar w:fldCharType="end"/>
+            </w:r>
+          </w:hyperlink>
+        </w:p>
+        <w:p>
+          <w:pPr>
+            <w:pStyle w:val="TM2"/>
+            <w:tabs>
+              <w:tab w:val="left" w:pos="960"/>
+              <w:tab w:val="right" w:leader="dot" w:pos="9626"/>
+            </w:tabs>
+            <w:rPr>
+              <w:rFonts w:asciiTheme="minorHAnsi" w:eastAsiaTheme="minorEastAsia" w:hAnsiTheme="minorHAnsi" w:cstheme="minorBidi"/>
+              <w:noProof/>
+              <w:color w:val="auto"/>
+              <w:kern w:val="2"/>
+              <w:sz w:val="24"/>
+              <w:szCs w:val="24"/>
+              <w:lang w:val="fr-MA" w:eastAsia="fr-MA"/>
+              <w14:ligatures w14:val="standardContextual"/>
+            </w:rPr>
+          </w:pPr>
+          <w:hyperlink w:anchor="_Toc229515704" w:history="1">
+            <w:r>
+              <w:rPr>
+                <w:rStyle w:val="Lienhypertexte"/>
+                <w:noProof/>
+              </w:rPr>
+              <w:t>II.6.</w:t>
+            </w:r>
+            <w:r>
+              <w:rPr>
+                <w:rFonts w:asciiTheme="minorHAnsi" w:eastAsiaTheme="minorEastAsia" w:hAnsiTheme="minorHAnsi" w:cstheme="minorBidi"/>
+                <w:noProof/>
+                <w:color w:val="auto"/>
+                <w:kern w:val="2"/>
+                <w:sz w:val="24"/>
+                <w:szCs w:val="24"/>
+                <w:lang w:val="fr-MA" w:eastAsia="fr-MA"/>
+                <w14:ligatures w14:val="standardContextual"/>
+              </w:rPr>
+              <w:tab/>
+            </w:r>
+            <w:r>
+              <w:rPr>
+                <w:rStyle w:val="Lienhypertexte"/>
+                <w:noProof/>
               </w:rPr>
               <w:t>Conclusion</w:t>
             </w:r>
             <w:r>
+              <w:rPr>
+                <w:noProof/>
+                <w:webHidden/>
+              </w:rPr>
               <w:tab/>
             </w:r>
             <w:r>
+              <w:rPr>
+                <w:noProof/>
+                <w:webHidden/>
+              </w:rPr>
               <w:fldChar w:fldCharType="begin"/>
             </w:r>
             <w:r>
-              <w:instrText xml:space="preserve"> PAGEREF _Toc220586652 \h </w:instrText>
-            </w:r>
-            <w:r>
+              <w:rPr>
+                <w:noProof/>
+                <w:webHidden/>
+              </w:rPr>
+              <w:instrText xml:space="preserve"> PAGEREF _Toc229515704 \h </w:instrText>
+            </w:r>
+            <w:r>
+              <w:rPr>
+                <w:noProof/>
+                <w:webHidden/>
+              </w:rPr>
+            </w:r>
+            <w:r>
+              <w:rPr>
+                <w:noProof/>
+                <w:webHidden/>
+              </w:rPr>
               <w:fldChar w:fldCharType="separate"/>
             </w:r>
             <w:r>
-              <w:t>6</w:t>
-            </w:r>
-            <w:r>
+              <w:rPr>
+                <w:noProof/>
+                <w:webHidden/>
+              </w:rPr>
+              <w:t>17</w:t>
+            </w:r>
+            <w:r>
+              <w:rPr>
+                <w:noProof/>
+                <w:webHidden/>
+              </w:rPr>
               <w:fldChar w:fldCharType="end"/>
             </w:r>
           </w:hyperlink>
@@ -1977,33 +2558,453 @@
             </w:tabs>
             <w:rPr>
               <w:rFonts w:asciiTheme="minorHAnsi" w:eastAsiaTheme="minorEastAsia" w:hAnsiTheme="minorHAnsi" w:cstheme="minorBidi"/>
+              <w:noProof/>
               <w:color w:val="auto"/>
-              <w:lang w:eastAsia="fr-FR"/>
+              <w:kern w:val="2"/>
+              <w:sz w:val="24"/>
+              <w:szCs w:val="24"/>
+              <w:lang w:val="fr-MA" w:eastAsia="fr-MA"/>
+              <w14:ligatures w14:val="standardContextual"/>
             </w:rPr>
           </w:pPr>
-          <w:hyperlink w:anchor="_Toc220586653" w:history="1">
+          <w:hyperlink w:anchor="_Toc229515705" w:history="1">
             <w:r>
               <w:rPr>
                 <w:rStyle w:val="Lienhypertexte"/>
-              </w:rPr>
-              <w:t>CONCLUSION GENERALE ET PERSPECTIVES</w:t>
-            </w:r>
-            <w:r>
+                <w:noProof/>
+              </w:rPr>
+              <w:t>CHAPITRE 3 :  CONCEPTION INFORMATIQUE</w:t>
+            </w:r>
+            <w:r>
+              <w:rPr>
+                <w:noProof/>
+                <w:webHidden/>
+              </w:rPr>
               <w:tab/>
             </w:r>
             <w:r>
+              <w:rPr>
+                <w:noProof/>
+                <w:webHidden/>
+              </w:rPr>
               <w:fldChar w:fldCharType="begin"/>
             </w:r>
             <w:r>
-              <w:instrText xml:space="preserve"> PAGEREF _Toc220586653 \h </w:instrText>
-            </w:r>
-            <w:r>
+              <w:rPr>
+                <w:noProof/>
+                <w:webHidden/>
+              </w:rPr>
+              <w:instrText xml:space="preserve"> PAGEREF _Toc229515705 \h </w:instrText>
+            </w:r>
+            <w:r>
+              <w:rPr>
+                <w:noProof/>
+                <w:webHidden/>
+              </w:rPr>
+            </w:r>
+            <w:r>
+              <w:rPr>
+                <w:noProof/>
+                <w:webHidden/>
+              </w:rPr>
               <w:fldChar w:fldCharType="separate"/>
             </w:r>
             <w:r>
-              <w:t>7</w:t>
-            </w:r>
-            <w:r>
+              <w:rPr>
+                <w:noProof/>
+                <w:webHidden/>
+              </w:rPr>
+              <w:t>18</w:t>
+            </w:r>
+            <w:r>
+              <w:rPr>
+                <w:noProof/>
+                <w:webHidden/>
+              </w:rPr>
+              <w:fldChar w:fldCharType="end"/>
+            </w:r>
+          </w:hyperlink>
+        </w:p>
+        <w:p>
+          <w:pPr>
+            <w:pStyle w:val="TM2"/>
+            <w:tabs>
+              <w:tab w:val="left" w:pos="960"/>
+              <w:tab w:val="right" w:leader="dot" w:pos="9626"/>
+            </w:tabs>
+            <w:rPr>
+              <w:rFonts w:asciiTheme="minorHAnsi" w:eastAsiaTheme="minorEastAsia" w:hAnsiTheme="minorHAnsi" w:cstheme="minorBidi"/>
+              <w:noProof/>
+              <w:color w:val="auto"/>
+              <w:kern w:val="2"/>
+              <w:sz w:val="24"/>
+              <w:szCs w:val="24"/>
+              <w:lang w:val="fr-MA" w:eastAsia="fr-MA"/>
+              <w14:ligatures w14:val="standardContextual"/>
+            </w:rPr>
+          </w:pPr>
+          <w:hyperlink w:anchor="_Toc229515706" w:history="1">
+            <w:r>
+              <w:rPr>
+                <w:rStyle w:val="Lienhypertexte"/>
+                <w:noProof/>
+              </w:rPr>
+              <w:t>III.1.</w:t>
+            </w:r>
+            <w:r>
+              <w:rPr>
+                <w:rFonts w:asciiTheme="minorHAnsi" w:eastAsiaTheme="minorEastAsia" w:hAnsiTheme="minorHAnsi" w:cstheme="minorBidi"/>
+                <w:noProof/>
+                <w:color w:val="auto"/>
+                <w:kern w:val="2"/>
+                <w:sz w:val="24"/>
+                <w:szCs w:val="24"/>
+                <w:lang w:val="fr-MA" w:eastAsia="fr-MA"/>
+                <w14:ligatures w14:val="standardContextual"/>
+              </w:rPr>
+              <w:tab/>
+            </w:r>
+            <w:r>
+              <w:rPr>
+                <w:rStyle w:val="Lienhypertexte"/>
+                <w:noProof/>
+              </w:rPr>
+              <w:t>Introduction</w:t>
+            </w:r>
+            <w:r>
+              <w:rPr>
+                <w:noProof/>
+                <w:webHidden/>
+              </w:rPr>
+              <w:tab/>
+            </w:r>
+            <w:r>
+              <w:rPr>
+                <w:noProof/>
+                <w:webHidden/>
+              </w:rPr>
+              <w:fldChar w:fldCharType="begin"/>
+            </w:r>
+            <w:r>
+              <w:rPr>
+                <w:noProof/>
+                <w:webHidden/>
+              </w:rPr>
+              <w:instrText xml:space="preserve"> PAGEREF _Toc229515706 \h </w:instrText>
+            </w:r>
+            <w:r>
+              <w:rPr>
+                <w:noProof/>
+                <w:webHidden/>
+              </w:rPr>
+            </w:r>
+            <w:r>
+              <w:rPr>
+                <w:noProof/>
+                <w:webHidden/>
+              </w:rPr>
+              <w:fldChar w:fldCharType="separate"/>
+            </w:r>
+            <w:r>
+              <w:rPr>
+                <w:noProof/>
+                <w:webHidden/>
+              </w:rPr>
+              <w:t>18</w:t>
+            </w:r>
+            <w:r>
+              <w:rPr>
+                <w:noProof/>
+                <w:webHidden/>
+              </w:rPr>
+              <w:fldChar w:fldCharType="end"/>
+            </w:r>
+          </w:hyperlink>
+        </w:p>
+        <w:p>
+          <w:pPr>
+            <w:pStyle w:val="TM2"/>
+            <w:tabs>
+              <w:tab w:val="left" w:pos="960"/>
+              <w:tab w:val="right" w:leader="dot" w:pos="9626"/>
+            </w:tabs>
+            <w:rPr>
+              <w:rFonts w:asciiTheme="minorHAnsi" w:eastAsiaTheme="minorEastAsia" w:hAnsiTheme="minorHAnsi" w:cstheme="minorBidi"/>
+              <w:noProof/>
+              <w:color w:val="auto"/>
+              <w:kern w:val="2"/>
+              <w:sz w:val="24"/>
+              <w:szCs w:val="24"/>
+              <w:lang w:val="fr-MA" w:eastAsia="fr-MA"/>
+              <w14:ligatures w14:val="standardContextual"/>
+            </w:rPr>
+          </w:pPr>
+          <w:hyperlink w:anchor="_Toc229515707" w:history="1">
+            <w:r>
+              <w:rPr>
+                <w:rStyle w:val="Lienhypertexte"/>
+                <w:noProof/>
+              </w:rPr>
+              <w:t>III.2.</w:t>
+            </w:r>
+            <w:r>
+              <w:rPr>
+                <w:rFonts w:asciiTheme="minorHAnsi" w:eastAsiaTheme="minorEastAsia" w:hAnsiTheme="minorHAnsi" w:cstheme="minorBidi"/>
+                <w:noProof/>
+                <w:color w:val="auto"/>
+                <w:kern w:val="2"/>
+                <w:sz w:val="24"/>
+                <w:szCs w:val="24"/>
+                <w:lang w:val="fr-MA" w:eastAsia="fr-MA"/>
+                <w14:ligatures w14:val="standardContextual"/>
+              </w:rPr>
+              <w:tab/>
+            </w:r>
+            <w:r>
+              <w:rPr>
+                <w:rStyle w:val="Lienhypertexte"/>
+                <w:noProof/>
+              </w:rPr>
+              <w:t>Contexte</w:t>
+            </w:r>
+            <w:r>
+              <w:rPr>
+                <w:noProof/>
+                <w:webHidden/>
+              </w:rPr>
+              <w:tab/>
+            </w:r>
+            <w:r>
+              <w:rPr>
+                <w:noProof/>
+                <w:webHidden/>
+              </w:rPr>
+              <w:fldChar w:fldCharType="begin"/>
+            </w:r>
+            <w:r>
+              <w:rPr>
+                <w:noProof/>
+                <w:webHidden/>
+              </w:rPr>
+              <w:instrText xml:space="preserve"> PAGEREF _Toc229515707 \h </w:instrText>
+            </w:r>
+            <w:r>
+              <w:rPr>
+                <w:noProof/>
+                <w:webHidden/>
+              </w:rPr>
+            </w:r>
+            <w:r>
+              <w:rPr>
+                <w:noProof/>
+                <w:webHidden/>
+              </w:rPr>
+              <w:fldChar w:fldCharType="separate"/>
+            </w:r>
+            <w:r>
+              <w:rPr>
+                <w:noProof/>
+                <w:webHidden/>
+              </w:rPr>
+              <w:t>18</w:t>
+            </w:r>
+            <w:r>
+              <w:rPr>
+                <w:noProof/>
+                <w:webHidden/>
+              </w:rPr>
+              <w:fldChar w:fldCharType="end"/>
+            </w:r>
+          </w:hyperlink>
+        </w:p>
+        <w:p>
+          <w:pPr>
+            <w:pStyle w:val="TM2"/>
+            <w:tabs>
+              <w:tab w:val="left" w:pos="960"/>
+              <w:tab w:val="right" w:leader="dot" w:pos="9626"/>
+            </w:tabs>
+            <w:rPr>
+              <w:rFonts w:asciiTheme="minorHAnsi" w:eastAsiaTheme="minorEastAsia" w:hAnsiTheme="minorHAnsi" w:cstheme="minorBidi"/>
+              <w:noProof/>
+              <w:color w:val="auto"/>
+              <w:kern w:val="2"/>
+              <w:sz w:val="24"/>
+              <w:szCs w:val="24"/>
+              <w:lang w:val="fr-MA" w:eastAsia="fr-MA"/>
+              <w14:ligatures w14:val="standardContextual"/>
+            </w:rPr>
+          </w:pPr>
+          <w:hyperlink w:anchor="_Toc229515708" w:history="1">
+            <w:r>
+              <w:rPr>
+                <w:rStyle w:val="Lienhypertexte"/>
+                <w:noProof/>
+              </w:rPr>
+              <w:t>III.3.</w:t>
+            </w:r>
+            <w:r>
+              <w:rPr>
+                <w:rFonts w:asciiTheme="minorHAnsi" w:eastAsiaTheme="minorEastAsia" w:hAnsiTheme="minorHAnsi" w:cstheme="minorBidi"/>
+                <w:noProof/>
+                <w:color w:val="auto"/>
+                <w:kern w:val="2"/>
+                <w:sz w:val="24"/>
+                <w:szCs w:val="24"/>
+                <w:lang w:val="fr-MA" w:eastAsia="fr-MA"/>
+                <w14:ligatures w14:val="standardContextual"/>
+              </w:rPr>
+              <w:tab/>
+            </w:r>
+            <w:r>
+              <w:rPr>
+                <w:rStyle w:val="Lienhypertexte"/>
+                <w:noProof/>
+              </w:rPr>
+              <w:t>Programme</w:t>
+            </w:r>
+            <w:r>
+              <w:rPr>
+                <w:noProof/>
+                <w:webHidden/>
+              </w:rPr>
+              <w:tab/>
+            </w:r>
+            <w:r>
+              <w:rPr>
+                <w:noProof/>
+                <w:webHidden/>
+              </w:rPr>
+              <w:fldChar w:fldCharType="begin"/>
+            </w:r>
+            <w:r>
+              <w:rPr>
+                <w:noProof/>
+                <w:webHidden/>
+              </w:rPr>
+              <w:instrText xml:space="preserve"> PAGEREF _Toc229515708 \h </w:instrText>
+            </w:r>
+            <w:r>
+              <w:rPr>
+                <w:noProof/>
+                <w:webHidden/>
+              </w:rPr>
+            </w:r>
+            <w:r>
+              <w:rPr>
+                <w:noProof/>
+                <w:webHidden/>
+              </w:rPr>
+              <w:fldChar w:fldCharType="separate"/>
+            </w:r>
+            <w:r>
+              <w:rPr>
+                <w:noProof/>
+                <w:webHidden/>
+              </w:rPr>
+              <w:t>19</w:t>
+            </w:r>
+            <w:r>
+              <w:rPr>
+                <w:noProof/>
+                <w:webHidden/>
+              </w:rPr>
+              <w:fldChar w:fldCharType="end"/>
+            </w:r>
+          </w:hyperlink>
+        </w:p>
+        <w:p>
+          <w:pPr>
+            <w:pStyle w:val="TM2"/>
+            <w:tabs>
+              <w:tab w:val="left" w:pos="960"/>
+              <w:tab w:val="right" w:leader="dot" w:pos="9626"/>
+            </w:tabs>
+            <w:rPr>
+              <w:rFonts w:asciiTheme="minorHAnsi" w:eastAsiaTheme="minorEastAsia" w:hAnsiTheme="minorHAnsi" w:cstheme="minorBidi"/>
+              <w:noProof/>
+              <w:color w:val="auto"/>
+              <w:kern w:val="2"/>
+              <w:sz w:val="24"/>
+              <w:szCs w:val="24"/>
+              <w:lang w:val="fr-MA" w:eastAsia="fr-MA"/>
+              <w14:ligatures w14:val="standardContextual"/>
+            </w:rPr>
+          </w:pPr>
+          <w:hyperlink w:anchor="_Toc229515709" w:history="1">
+            <w:r>
+              <w:rPr>
+                <w:rStyle w:val="Lienhypertexte"/>
+                <w:noProof/>
+              </w:rPr>
+              <w:t>III.4.</w:t>
+            </w:r>
+            <w:r>
+              <w:rPr>
+                <w:rFonts w:asciiTheme="minorHAnsi" w:eastAsiaTheme="minorEastAsia" w:hAnsiTheme="minorHAnsi" w:cstheme="minorBidi"/>
+                <w:noProof/>
+                <w:color w:val="auto"/>
+                <w:kern w:val="2"/>
+                <w:sz w:val="24"/>
+                <w:szCs w:val="24"/>
+                <w:lang w:val="fr-MA" w:eastAsia="fr-MA"/>
+                <w14:ligatures w14:val="standardContextual"/>
+              </w:rPr>
+              <w:tab/>
+            </w:r>
+            <w:r>
+              <w:rPr>
+                <w:rStyle w:val="Lienhypertexte"/>
+                <w:noProof/>
+              </w:rPr>
+              <w:t>Conclusion</w:t>
+            </w:r>
+            <w:r>
+              <w:rPr>
+                <w:noProof/>
+                <w:webHidden/>
+              </w:rPr>
+              <w:tab/>
+            </w:r>
+            <w:r>
+              <w:rPr>
+                <w:noProof/>
+                <w:webHidden/>
+              </w:rPr>
+              <w:fldChar w:fldCharType="begin"/>
+            </w:r>
+            <w:r>
+              <w:rPr>
+                <w:noProof/>
+                <w:webHidden/>
+              </w:rPr>
+              <w:instrText xml:space="preserve"> PAGEREF _Toc229515709 \h </w:instrText>
+            </w:r>
+            <w:r>
+              <w:rPr>
+                <w:noProof/>
+                <w:webHidden/>
+              </w:rPr>
+            </w:r>
+            <w:r>
+              <w:rPr>
+                <w:noProof/>
+                <w:webHidden/>
+              </w:rPr>
+              <w:fldChar w:fldCharType="separate"/>
+            </w:r>
+            <w:r>
+              <w:rPr>
+                <w:noProof/>
+                <w:webHidden/>
+              </w:rPr>
+              <w:t>22</w:t>
+            </w:r>
+            <w:r>
+              <w:rPr>
+                <w:noProof/>
+                <w:webHidden/>
+              </w:rPr>
               <w:fldChar w:fldCharType="end"/>
             </w:r>
           </w:hyperlink>
@@ -2016,111 +3017,69 @@
             </w:tabs>
             <w:rPr>
               <w:rFonts w:asciiTheme="minorHAnsi" w:eastAsiaTheme="minorEastAsia" w:hAnsiTheme="minorHAnsi" w:cstheme="minorBidi"/>
+              <w:noProof/>
               <w:color w:val="auto"/>
-              <w:lang w:eastAsia="fr-FR"/>
+              <w:kern w:val="2"/>
+              <w:sz w:val="24"/>
+              <w:szCs w:val="24"/>
+              <w:lang w:val="fr-MA" w:eastAsia="fr-MA"/>
+              <w14:ligatures w14:val="standardContextual"/>
             </w:rPr>
           </w:pPr>
-          <w:hyperlink w:anchor="_Toc220586654" w:history="1">
+          <w:hyperlink w:anchor="_Toc229515710" w:history="1">
             <w:r>
               <w:rPr>
                 <w:rStyle w:val="Lienhypertexte"/>
-              </w:rPr>
-              <w:t>ANNEXES</w:t>
-            </w:r>
-            <w:r>
+                <w:noProof/>
+              </w:rPr>
+              <w:t>CONCLUSION GENERALE ET PERSPECTIVES</w:t>
+            </w:r>
+            <w:r>
+              <w:rPr>
+                <w:noProof/>
+                <w:webHidden/>
+              </w:rPr>
               <w:tab/>
             </w:r>
             <w:r>
+              <w:rPr>
+                <w:noProof/>
+                <w:webHidden/>
+              </w:rPr>
               <w:fldChar w:fldCharType="begin"/>
             </w:r>
             <w:r>
-              <w:instrText xml:space="preserve"> PAGEREF _Toc220586654 \h </w:instrText>
-            </w:r>
-            <w:r>
+              <w:rPr>
+                <w:noProof/>
+                <w:webHidden/>
+              </w:rPr>
+              <w:instrText xml:space="preserve"> PAGEREF _Toc229515710 \h </w:instrText>
+            </w:r>
+            <w:r>
+              <w:rPr>
+                <w:noProof/>
+                <w:webHidden/>
+              </w:rPr>
+            </w:r>
+            <w:r>
+              <w:rPr>
+                <w:noProof/>
+                <w:webHidden/>
+              </w:rPr>
               <w:fldChar w:fldCharType="separate"/>
             </w:r>
             <w:r>
-              <w:t>8</w:t>
-            </w:r>
-            <w:r>
-              <w:fldChar w:fldCharType="end"/>
-            </w:r>
-          </w:hyperlink>
-        </w:p>
-        <w:p>
-          <w:pPr>
-            <w:pStyle w:val="TM2"/>
-            <w:tabs>
-              <w:tab w:val="right" w:leader="dot" w:pos="9626"/>
-            </w:tabs>
-            <w:rPr>
-              <w:rFonts w:asciiTheme="minorHAnsi" w:eastAsiaTheme="minorEastAsia" w:hAnsiTheme="minorHAnsi" w:cstheme="minorBidi"/>
-              <w:color w:val="auto"/>
-              <w:lang w:eastAsia="fr-FR"/>
-            </w:rPr>
-          </w:pPr>
-          <w:hyperlink w:anchor="_Toc220586655" w:history="1">
-            <w:r>
-              <w:rPr>
-                <w:rStyle w:val="Lienhypertexte"/>
-              </w:rPr>
-              <w:t>Annexe 1 : Listing du Programme xxxxx</w:t>
-            </w:r>
-            <w:r>
-              <w:tab/>
-            </w:r>
-            <w:r>
-              <w:fldChar w:fldCharType="begin"/>
-            </w:r>
-            <w:r>
-              <w:instrText xml:space="preserve"> PAGEREF _Toc220586655 \h </w:instrText>
-            </w:r>
-            <w:r>
-              <w:fldChar w:fldCharType="separate"/>
-            </w:r>
-            <w:r>
-              <w:t>8</w:t>
-            </w:r>
-            <w:r>
-              <w:fldChar w:fldCharType="end"/>
-            </w:r>
-          </w:hyperlink>
-        </w:p>
-        <w:p>
-          <w:pPr>
-            <w:pStyle w:val="TM2"/>
-            <w:tabs>
-              <w:tab w:val="right" w:leader="dot" w:pos="9626"/>
-            </w:tabs>
-            <w:rPr>
-              <w:rFonts w:asciiTheme="minorHAnsi" w:eastAsiaTheme="minorEastAsia" w:hAnsiTheme="minorHAnsi" w:cstheme="minorBidi"/>
-              <w:color w:val="auto"/>
-              <w:lang w:eastAsia="fr-FR"/>
-            </w:rPr>
-          </w:pPr>
-          <w:hyperlink w:anchor="_Toc220586656" w:history="1">
-            <w:r>
-              <w:rPr>
-                <w:rStyle w:val="Lienhypertexte"/>
-              </w:rPr>
-              <w:t>Annexe 2: Listing du Programme yyyy</w:t>
-            </w:r>
-            <w:r>
-              <w:tab/>
-            </w:r>
-            <w:r>
-              <w:fldChar w:fldCharType="begin"/>
-            </w:r>
-            <w:r>
-              <w:instrText xml:space="preserve"> PAGEREF _Toc220586656 \h </w:instrText>
-            </w:r>
-            <w:r>
-              <w:fldChar w:fldCharType="separate"/>
-            </w:r>
-            <w:r>
-              <w:t>8</w:t>
-            </w:r>
-            <w:r>
+              <w:rPr>
+                <w:noProof/>
+                <w:webHidden/>
+              </w:rPr>
+              <w:t>23</w:t>
+            </w:r>
+            <w:r>
+              <w:rPr>
+                <w:noProof/>
+                <w:webHidden/>
+              </w:rPr>
               <w:fldChar w:fldCharType="end"/>
             </w:r>
           </w:hyperlink>
@@ -2133,33 +3092,145 @@
             </w:tabs>
             <w:rPr>
               <w:rFonts w:asciiTheme="minorHAnsi" w:eastAsiaTheme="minorEastAsia" w:hAnsiTheme="minorHAnsi" w:cstheme="minorBidi"/>
+              <w:noProof/>
               <w:color w:val="auto"/>
-              <w:lang w:eastAsia="fr-FR"/>
+              <w:kern w:val="2"/>
+              <w:sz w:val="24"/>
+              <w:szCs w:val="24"/>
+              <w:lang w:val="fr-MA" w:eastAsia="fr-MA"/>
+              <w14:ligatures w14:val="standardContextual"/>
             </w:rPr>
           </w:pPr>
-          <w:hyperlink w:anchor="_Toc220586657" w:history="1">
+          <w:hyperlink w:anchor="_Toc229515711" w:history="1">
             <w:r>
               <w:rPr>
                 <w:rStyle w:val="Lienhypertexte"/>
+                <w:noProof/>
+              </w:rPr>
+              <w:t>ANNEXES</w:t>
+            </w:r>
+            <w:r>
+              <w:rPr>
+                <w:noProof/>
+                <w:webHidden/>
+              </w:rPr>
+              <w:tab/>
+            </w:r>
+            <w:r>
+              <w:rPr>
+                <w:noProof/>
+                <w:webHidden/>
+              </w:rPr>
+              <w:fldChar w:fldCharType="begin"/>
+            </w:r>
+            <w:r>
+              <w:rPr>
+                <w:noProof/>
+                <w:webHidden/>
+              </w:rPr>
+              <w:instrText xml:space="preserve"> PAGEREF _Toc229515711 \h </w:instrText>
+            </w:r>
+            <w:r>
+              <w:rPr>
+                <w:noProof/>
+                <w:webHidden/>
+              </w:rPr>
+            </w:r>
+            <w:r>
+              <w:rPr>
+                <w:noProof/>
+                <w:webHidden/>
+              </w:rPr>
+              <w:fldChar w:fldCharType="separate"/>
+            </w:r>
+            <w:r>
+              <w:rPr>
+                <w:noProof/>
+                <w:webHidden/>
+              </w:rPr>
+              <w:t>25</w:t>
+            </w:r>
+            <w:r>
+              <w:rPr>
+                <w:noProof/>
+                <w:webHidden/>
+              </w:rPr>
+              <w:fldChar w:fldCharType="end"/>
+            </w:r>
+          </w:hyperlink>
+        </w:p>
+        <w:p>
+          <w:pPr>
+            <w:pStyle w:val="TM1"/>
+            <w:tabs>
+              <w:tab w:val="right" w:leader="dot" w:pos="9626"/>
+            </w:tabs>
+            <w:rPr>
+              <w:rFonts w:asciiTheme="minorHAnsi" w:eastAsiaTheme="minorEastAsia" w:hAnsiTheme="minorHAnsi" w:cstheme="minorBidi"/>
+              <w:noProof/>
+              <w:color w:val="auto"/>
+              <w:kern w:val="2"/>
+              <w:sz w:val="24"/>
+              <w:szCs w:val="24"/>
+              <w:lang w:val="fr-MA" w:eastAsia="fr-MA"/>
+              <w14:ligatures w14:val="standardContextual"/>
+            </w:rPr>
+          </w:pPr>
+          <w:hyperlink w:anchor="_Toc229515712" w:history="1">
+            <w:r>
+              <w:rPr>
+                <w:rStyle w:val="Lienhypertexte"/>
+                <w:noProof/>
+                <w:lang w:val="en-US"/>
               </w:rPr>
               <w:t>REFERENCES</w:t>
             </w:r>
             <w:r>
+              <w:rPr>
+                <w:noProof/>
+                <w:webHidden/>
+              </w:rPr>
               <w:tab/>
             </w:r>
             <w:r>
+              <w:rPr>
+                <w:noProof/>
+                <w:webHidden/>
+              </w:rPr>
               <w:fldChar w:fldCharType="begin"/>
             </w:r>
             <w:r>
-              <w:instrText xml:space="preserve"> PAGEREF _Toc220586657 \h </w:instrText>
-            </w:r>
-            <w:r>
+              <w:rPr>
+                <w:noProof/>
+                <w:webHidden/>
+              </w:rPr>
+              <w:instrText xml:space="preserve"> PAGEREF _Toc229515712 \h </w:instrText>
+            </w:r>
+            <w:r>
+              <w:rPr>
+                <w:noProof/>
+                <w:webHidden/>
+              </w:rPr>
+            </w:r>
+            <w:r>
+              <w:rPr>
+                <w:noProof/>
+                <w:webHidden/>
+              </w:rPr>
               <w:fldChar w:fldCharType="separate"/>
             </w:r>
             <w:r>
-              <w:t>9</w:t>
-            </w:r>
-            <w:r>
+              <w:rPr>
+                <w:noProof/>
+                <w:webHidden/>
+              </w:rPr>
+              <w:t>28</w:t>
+            </w:r>
+            <w:r>
+              <w:rPr>
+                <w:noProof/>
+                <w:webHidden/>
+              </w:rPr>
               <w:fldChar w:fldCharType="end"/>
             </w:r>
           </w:hyperlink>
@@ -2183,28 +3254,6 @@
           <w:bCs/>
           <w:sz w:val="28"/>
         </w:rPr>
-      </w:pPr>
-      <w:r>
-        <w:rPr>
-          <w:rFonts w:asciiTheme="majorBidi" w:eastAsia="Trebuchet MS" w:hAnsiTheme="majorBidi" w:cstheme="majorBidi"/>
-          <w:b/>
-          <w:bCs/>
-          <w:sz w:val="28"/>
-        </w:rPr>
-        <w:br w:type="page"/>
-      </w:r>
-    </w:p>
-    <w:p>
-      <w:pPr>
-        <w:spacing w:after="0" w:line="240" w:lineRule="auto"/>
-        <w:ind w:left="176" w:hanging="10"/>
-        <w:jc w:val="center"/>
-        <w:rPr>
-          <w:rFonts w:asciiTheme="majorBidi" w:eastAsia="Trebuchet MS" w:hAnsiTheme="majorBidi" w:cstheme="majorBidi"/>
-          <w:b/>
-          <w:bCs/>
-          <w:sz w:val="28"/>
-        </w:rPr>
         <w:sectPr>
           <w:footerReference w:type="default" r:id="rId11"/>
           <w:pgSz w:w="11904" w:h="16838"/>
@@ -2229,7 +3278,7 @@
           <w:color w:val="auto"/>
         </w:rPr>
       </w:pPr>
-      <w:bookmarkStart w:id="0" w:name="_Toc220586633"/>
+      <w:bookmarkStart w:id="2" w:name="_Toc229515687"/>
       <w:r>
         <w:rPr>
           <w:rFonts w:eastAsia="Trebuchet MS"/>
@@ -2237,7 +3286,7 @@
         </w:rPr>
         <w:t>INTRODUCTION</w:t>
       </w:r>
-      <w:bookmarkEnd w:id="0"/>
+      <w:bookmarkEnd w:id="2"/>
     </w:p>
     <w:p/>
     <w:p>
@@ -2573,7 +3622,7 @@
           <w:color w:val="000000" w:themeColor="text1"/>
         </w:rPr>
       </w:pPr>
-      <w:bookmarkStart w:id="1" w:name="_Toc220586634"/>
+      <w:bookmarkStart w:id="3" w:name="_Toc229515688"/>
       <w:r>
         <w:rPr>
           <w:color w:val="000000" w:themeColor="text1"/>
@@ -2581,7 +3630,7 @@
         <w:lastRenderedPageBreak/>
         <w:t>CHAPITRE 1 :  MODELISATION D’UN PROBLEME D’OPTIMISATION ET RESOLUTION AVEC LA METHODE GRAPHIQUE</w:t>
       </w:r>
-      <w:bookmarkEnd w:id="1"/>
+      <w:bookmarkEnd w:id="3"/>
     </w:p>
     <w:p>
       <w:pPr>
@@ -2607,7 +3656,7 @@
           <w:u w:val="single"/>
         </w:rPr>
       </w:pPr>
-      <w:bookmarkStart w:id="2" w:name="_Toc220586635"/>
+      <w:bookmarkStart w:id="4" w:name="_Toc229515689"/>
       <w:r>
         <w:rPr>
           <w:color w:val="000000" w:themeColor="text1"/>
@@ -2617,7 +3666,7 @@
         </w:rPr>
         <w:t>Introduction</w:t>
       </w:r>
-      <w:bookmarkEnd w:id="2"/>
+      <w:bookmarkEnd w:id="4"/>
     </w:p>
     <w:p>
       <w:pPr>
@@ -2775,7 +3824,7 @@
           <w:u w:val="single"/>
         </w:rPr>
       </w:pPr>
-      <w:bookmarkStart w:id="3" w:name="_Toc220586636"/>
+      <w:bookmarkStart w:id="5" w:name="_Toc229515690"/>
       <w:r>
         <w:rPr>
           <w:color w:val="000000" w:themeColor="text1"/>
@@ -2785,7 +3834,7 @@
         </w:rPr>
         <w:t>Contexte</w:t>
       </w:r>
-      <w:bookmarkEnd w:id="3"/>
+      <w:bookmarkEnd w:id="5"/>
     </w:p>
     <w:p>
       <w:pPr>
@@ -3790,7 +4839,7 @@
           <w:u w:val="single"/>
         </w:rPr>
       </w:pPr>
-      <w:bookmarkStart w:id="4" w:name="_Toc220586637"/>
+      <w:bookmarkStart w:id="6" w:name="_Toc229515691"/>
       <w:r>
         <w:rPr>
           <w:color w:val="000000" w:themeColor="text1"/>
@@ -3800,7 +4849,7 @@
         </w:rPr>
         <w:t>Programme Linéaire</w:t>
       </w:r>
-      <w:bookmarkEnd w:id="4"/>
+      <w:bookmarkEnd w:id="6"/>
     </w:p>
     <w:p>
       <w:pPr>
@@ -3817,6 +4866,7 @@
           <w:szCs w:val="28"/>
         </w:rPr>
       </w:pPr>
+      <w:bookmarkStart w:id="7" w:name="_Toc229515692"/>
       <w:r>
         <w:rPr>
           <w:b/>
@@ -3827,6 +4877,7 @@
         </w:rPr>
         <w:t>1. Gamme de produits</w:t>
       </w:r>
+      <w:bookmarkEnd w:id="7"/>
     </w:p>
     <w:p>
       <w:pPr>
@@ -4391,6 +5442,7 @@
           <w:szCs w:val="28"/>
         </w:rPr>
       </w:pPr>
+      <w:bookmarkStart w:id="8" w:name="_Toc229515693"/>
       <w:r>
         <w:rPr>
           <w:b/>
@@ -4401,6 +5453,7 @@
         </w:rPr>
         <w:t>2. Machines et Équipements de Production</w:t>
       </w:r>
+      <w:bookmarkEnd w:id="8"/>
     </w:p>
     <w:p>
       <w:pPr>
@@ -5076,7 +6129,8 @@
           <w:szCs w:val="28"/>
         </w:rPr>
       </w:pPr>
-      <w:bookmarkStart w:id="5" w:name="Xed53bde9487cce04413c1835638502d0c5e6c7d"/>
+      <w:bookmarkStart w:id="9" w:name="Xed53bde9487cce04413c1835638502d0c5e6c7d"/>
+      <w:bookmarkStart w:id="10" w:name="_Toc229515694"/>
       <w:r>
         <w:rPr>
           <w:b/>
@@ -5088,6 +6142,7 @@
         <w:lastRenderedPageBreak/>
         <w:t>3. Consommation de Matières Premières par Produit</w:t>
       </w:r>
+      <w:bookmarkEnd w:id="10"/>
     </w:p>
     <w:p>
       <w:pPr>
@@ -5669,7 +6724,7 @@
           </w:p>
         </w:tc>
       </w:tr>
-      <w:bookmarkEnd w:id="5"/>
+      <w:bookmarkEnd w:id="9"/>
     </w:tbl>
     <w:p>
       <w:pPr>
@@ -6137,7 +7192,7 @@
           <w:u w:val="single"/>
         </w:rPr>
       </w:pPr>
-      <w:bookmarkStart w:id="6" w:name="_Toc220586638"/>
+      <w:bookmarkStart w:id="11" w:name="_Toc229515695"/>
       <w:r>
         <w:rPr>
           <w:color w:val="000000" w:themeColor="text1"/>
@@ -6147,7 +7202,7 @@
         </w:rPr>
         <w:t>Résolution avec la méthode graphique</w:t>
       </w:r>
-      <w:bookmarkEnd w:id="6"/>
+      <w:bookmarkEnd w:id="11"/>
     </w:p>
     <w:p>
       <w:pPr>
@@ -6188,7 +7243,7 @@
           <w:noProof/>
         </w:rPr>
         <w:drawing>
-          <wp:inline distT="0" distB="0" distL="0" distR="0" wp14:anchorId="04C5572B" wp14:editId="2C5AA577">
+          <wp:inline distT="0" distB="0" distL="0" distR="0" wp14:anchorId="04C5572B" wp14:editId="1C5FBB25">
             <wp:extent cx="6118860" cy="3340100"/>
             <wp:effectExtent l="0" t="0" r="0" b="0"/>
             <wp:docPr id="931591056" name="Image 35"/>
@@ -7140,7 +8195,7 @@
           <w:u w:val="single"/>
         </w:rPr>
       </w:pPr>
-      <w:bookmarkStart w:id="7" w:name="_Toc220586639"/>
+      <w:bookmarkStart w:id="12" w:name="_Toc229515696"/>
       <w:r>
         <w:rPr>
           <w:color w:val="000000" w:themeColor="text1"/>
@@ -7150,7 +8205,7 @@
         </w:rPr>
         <w:t>Validation avec le solveur d’Excel</w:t>
       </w:r>
-      <w:bookmarkEnd w:id="7"/>
+      <w:bookmarkEnd w:id="12"/>
     </w:p>
     <w:p>
       <w:pPr>
@@ -7191,7 +8246,7 @@
           <w:noProof/>
         </w:rPr>
         <w:drawing>
-          <wp:inline distT="0" distB="0" distL="0" distR="0" wp14:anchorId="2AF3CA72" wp14:editId="04903C01">
+          <wp:inline distT="0" distB="0" distL="0" distR="0" wp14:anchorId="2AF3CA72" wp14:editId="222FBC83">
             <wp:extent cx="6118860" cy="3352800"/>
             <wp:effectExtent l="0" t="0" r="0" b="0"/>
             <wp:docPr id="516576235" name="Image 40"/>
@@ -7259,7 +8314,7 @@
           <w:u w:val="single"/>
         </w:rPr>
       </w:pPr>
-      <w:bookmarkStart w:id="8" w:name="_Toc220586640"/>
+      <w:bookmarkStart w:id="13" w:name="_Toc229515697"/>
       <w:r>
         <w:rPr>
           <w:color w:val="000000" w:themeColor="text1"/>
@@ -7269,7 +8324,7 @@
         </w:rPr>
         <w:t>Conclusion</w:t>
       </w:r>
-      <w:bookmarkEnd w:id="8"/>
+      <w:bookmarkEnd w:id="13"/>
     </w:p>
     <w:p>
       <w:pPr>
@@ -7362,7 +8417,7 @@
           <w:color w:val="auto"/>
         </w:rPr>
       </w:pPr>
-      <w:bookmarkStart w:id="9" w:name="_Toc220586641"/>
+      <w:bookmarkStart w:id="14" w:name="_Toc229515698"/>
       <w:r>
         <w:rPr>
           <w:color w:val="auto"/>
@@ -7370,7 +8425,7 @@
         <w:lastRenderedPageBreak/>
         <w:t>CHAPITRE 2 :  MODELISATION D’UN PROBLEME D’OPTIMISATION ET RESOLUTION AVEC LA METHODE SIMPLEXE / DUALITE</w:t>
       </w:r>
-      <w:bookmarkEnd w:id="9"/>
+      <w:bookmarkEnd w:id="14"/>
     </w:p>
     <w:p>
       <w:pPr>
@@ -7390,7 +8445,7 @@
           <w:u w:val="single"/>
         </w:rPr>
       </w:pPr>
-      <w:bookmarkStart w:id="10" w:name="_Toc220586642"/>
+      <w:bookmarkStart w:id="15" w:name="_Toc229515699"/>
       <w:r>
         <w:rPr>
           <w:color w:val="auto"/>
@@ -7398,7 +8453,7 @@
         </w:rPr>
         <w:t>Introduction</w:t>
       </w:r>
-      <w:bookmarkEnd w:id="10"/>
+      <w:bookmarkEnd w:id="15"/>
     </w:p>
     <w:p>
       <w:pPr>
@@ -7497,7 +8552,7 @@
           <w:u w:val="single"/>
         </w:rPr>
       </w:pPr>
-      <w:bookmarkStart w:id="11" w:name="_Toc220586643"/>
+      <w:bookmarkStart w:id="16" w:name="_Toc229515700"/>
       <w:r>
         <w:rPr>
           <w:color w:val="auto"/>
@@ -7505,7 +8560,7 @@
         </w:rPr>
         <w:t>Contexte</w:t>
       </w:r>
-      <w:bookmarkEnd w:id="11"/>
+      <w:bookmarkEnd w:id="16"/>
     </w:p>
     <w:p>
       <w:pPr>
@@ -7716,7 +8771,7 @@
           <w:u w:val="single"/>
         </w:rPr>
       </w:pPr>
-      <w:bookmarkStart w:id="12" w:name="_Toc220586644"/>
+      <w:bookmarkStart w:id="17" w:name="_Toc229515701"/>
       <w:r>
         <w:rPr>
           <w:color w:val="auto"/>
@@ -7724,7 +8779,7 @@
         </w:rPr>
         <w:t>Programme Linéaire</w:t>
       </w:r>
-      <w:bookmarkEnd w:id="12"/>
+      <w:bookmarkEnd w:id="17"/>
     </w:p>
     <w:p>
       <w:pPr>
@@ -8907,7 +9962,7 @@
           <w:u w:val="single"/>
         </w:rPr>
       </w:pPr>
-      <w:bookmarkStart w:id="13" w:name="_Toc220586645"/>
+      <w:bookmarkStart w:id="18" w:name="_Toc229515702"/>
       <w:r>
         <w:rPr>
           <w:color w:val="auto"/>
@@ -8915,7 +9970,7 @@
         </w:rPr>
         <w:t>Résolution avec la méthode Simplexe / Dualité</w:t>
       </w:r>
-      <w:bookmarkEnd w:id="13"/>
+      <w:bookmarkEnd w:id="18"/>
     </w:p>
     <w:p>
       <w:pPr>
@@ -27252,7 +28307,7 @@
           <w:u w:val="single"/>
         </w:rPr>
       </w:pPr>
-      <w:bookmarkStart w:id="14" w:name="_Toc220586646"/>
+      <w:bookmarkStart w:id="19" w:name="_Toc229515703"/>
       <w:r>
         <w:rPr>
           <w:color w:val="auto"/>
@@ -27260,7 +28315,7 @@
         </w:rPr>
         <w:t>Validation avec le solveur d’Excel</w:t>
       </w:r>
-      <w:bookmarkEnd w:id="14"/>
+      <w:bookmarkEnd w:id="19"/>
     </w:p>
     <w:p>
       <w:pPr>
@@ -27331,7 +28386,7 @@
         </w:rPr>
         <w:lastRenderedPageBreak/>
         <w:drawing>
-          <wp:inline distT="0" distB="0" distL="0" distR="0" wp14:anchorId="7F09A0EA" wp14:editId="408D3753">
+          <wp:inline distT="0" distB="0" distL="0" distR="0" wp14:anchorId="7F09A0EA" wp14:editId="613AA744">
             <wp:extent cx="6118860" cy="3133725"/>
             <wp:effectExtent l="0" t="0" r="0" b="9525"/>
             <wp:docPr id="887078887" name="Image 5" descr="The image displays a Microsoft Excel spreadsheet with various data columns, formulas, and options for managing and analyzing data, including setting constraints and solving for variables.&#10;&#10;Le contenu généré par l’IA peut être incorrect."/>
@@ -27410,7 +28465,7 @@
           <w:lang w:val="fr-MA"/>
         </w:rPr>
         <w:drawing>
-          <wp:inline distT="0" distB="0" distL="0" distR="0" wp14:anchorId="2CABE272" wp14:editId="6C923878">
+          <wp:inline distT="0" distB="0" distL="0" distR="0" wp14:anchorId="2CABE272" wp14:editId="5711CEE2">
             <wp:extent cx="6118860" cy="2510790"/>
             <wp:effectExtent l="0" t="0" r="0" b="3810"/>
             <wp:docPr id="470966679" name="Image 6" descr="The image displays a Microsoft Excel interface with a solved equation and various constraints and conditions displayed in a results section.&#10;&#10;Le contenu généré par l’IA peut être incorrect."/>
@@ -27531,7 +28586,7 @@
           <w:u w:val="single"/>
         </w:rPr>
       </w:pPr>
-      <w:bookmarkStart w:id="15" w:name="_Toc220586647"/>
+      <w:bookmarkStart w:id="20" w:name="_Toc229515704"/>
       <w:r>
         <w:rPr>
           <w:color w:val="auto"/>
@@ -27540,7 +28595,7 @@
         <w:lastRenderedPageBreak/>
         <w:t>Conclusion</w:t>
       </w:r>
-      <w:bookmarkEnd w:id="15"/>
+      <w:bookmarkEnd w:id="20"/>
     </w:p>
     <w:p>
       <w:pPr>
@@ -27669,7 +28724,7 @@
           <w:color w:val="auto"/>
         </w:rPr>
       </w:pPr>
-      <w:bookmarkStart w:id="16" w:name="_Toc220586648"/>
+      <w:bookmarkStart w:id="21" w:name="_Toc229515705"/>
       <w:r>
         <w:rPr>
           <w:color w:val="auto"/>
@@ -27677,7 +28732,7 @@
         <w:lastRenderedPageBreak/>
         <w:t>CHAPITRE 3 :  CONCEPTION INFORMATIQUE</w:t>
       </w:r>
-      <w:bookmarkEnd w:id="16"/>
+      <w:bookmarkEnd w:id="21"/>
     </w:p>
     <w:p/>
     <w:p>
@@ -27692,7 +28747,7 @@
           <w:u w:val="single"/>
         </w:rPr>
       </w:pPr>
-      <w:bookmarkStart w:id="17" w:name="_Toc220586649"/>
+      <w:bookmarkStart w:id="22" w:name="_Toc229515706"/>
       <w:r>
         <w:rPr>
           <w:color w:val="auto"/>
@@ -27700,7 +28755,7 @@
         </w:rPr>
         <w:t>Introduction</w:t>
       </w:r>
-      <w:bookmarkEnd w:id="17"/>
+      <w:bookmarkEnd w:id="22"/>
     </w:p>
     <w:p/>
     <w:p>
@@ -27796,6 +28851,7 @@
           <w:u w:val="single"/>
         </w:rPr>
       </w:pPr>
+      <w:bookmarkStart w:id="23" w:name="_Toc229515707"/>
       <w:r>
         <w:rPr>
           <w:color w:val="auto"/>
@@ -27803,6 +28859,7 @@
         </w:rPr>
         <w:t>Contexte</w:t>
       </w:r>
+      <w:bookmarkEnd w:id="23"/>
     </w:p>
     <w:p/>
     <w:p>
@@ -27880,6 +28937,7 @@
           <w:u w:val="single"/>
         </w:rPr>
       </w:pPr>
+      <w:bookmarkStart w:id="24" w:name="_Toc229515708"/>
       <w:r>
         <w:rPr>
           <w:color w:val="auto"/>
@@ -27887,17 +28945,257 @@
         </w:rPr>
         <w:t>Programme</w:t>
       </w:r>
+      <w:bookmarkEnd w:id="24"/>
     </w:p>
     <w:p/>
     <w:p>
+      <w:pPr>
+        <w:rPr>
+          <w:b/>
+          <w:bCs/>
+          <w:sz w:val="28"/>
+          <w:szCs w:val="28"/>
+          <w:u w:val="single"/>
+        </w:rPr>
+      </w:pPr>
+      <w:r>
+        <w:rPr>
+          <w:b/>
+          <w:bCs/>
+          <w:sz w:val="28"/>
+          <w:szCs w:val="28"/>
+          <w:u w:val="single"/>
+        </w:rPr>
+        <w:t xml:space="preserve">Exécution du </w:t>
+      </w:r>
+      <w:r>
+        <w:rPr>
+          <w:b/>
+          <w:bCs/>
+          <w:sz w:val="28"/>
+          <w:szCs w:val="28"/>
+          <w:u w:val="single"/>
+        </w:rPr>
+        <w:t>programme</w:t>
+      </w:r>
+      <w:r>
+        <w:rPr>
+          <w:b/>
+          <w:bCs/>
+          <w:sz w:val="28"/>
+          <w:szCs w:val="28"/>
+          <w:u w:val="single"/>
+        </w:rPr>
+        <w:t> :</w:t>
+      </w:r>
+    </w:p>
+    <w:p>
+      <w:pPr>
+        <w:jc w:val="both"/>
+        <w:rPr>
+          <w:sz w:val="28"/>
+          <w:szCs w:val="28"/>
+          <w:lang w:val="fr-MA"/>
+        </w:rPr>
+      </w:pPr>
+      <w:r>
+        <w:rPr>
+          <w:sz w:val="28"/>
+          <w:szCs w:val="28"/>
+          <w:lang w:val="fr-MA"/>
+        </w:rPr>
+        <w:t xml:space="preserve">Vous trouverez le programme à compiler dans le même lien GitHub, sous le nom </w:t>
+      </w:r>
+      <w:proofErr w:type="spellStart"/>
+      <w:r>
+        <w:rPr>
+          <w:sz w:val="28"/>
+          <w:szCs w:val="28"/>
+          <w:lang w:val="fr-MA"/>
+        </w:rPr>
+        <w:t>ABC_Buildingl_Chemical.rar</w:t>
+      </w:r>
+      <w:proofErr w:type="spellEnd"/>
+      <w:r>
+        <w:rPr>
+          <w:sz w:val="28"/>
+          <w:szCs w:val="28"/>
+          <w:lang w:val="fr-MA"/>
+        </w:rPr>
+        <w:t xml:space="preserve">. Il est nécessaire de le </w:t>
+      </w:r>
+      <w:r>
+        <w:rPr>
+          <w:b/>
+          <w:bCs/>
+          <w:sz w:val="32"/>
+          <w:szCs w:val="32"/>
+          <w:lang w:val="fr-MA"/>
+        </w:rPr>
+        <w:t>télécharger</w:t>
+      </w:r>
+      <w:r>
+        <w:rPr>
+          <w:sz w:val="28"/>
+          <w:szCs w:val="28"/>
+          <w:lang w:val="fr-MA"/>
+        </w:rPr>
+        <w:t xml:space="preserve"> puis de le </w:t>
+      </w:r>
+      <w:r>
+        <w:rPr>
+          <w:b/>
+          <w:bCs/>
+          <w:sz w:val="32"/>
+          <w:szCs w:val="32"/>
+          <w:lang w:val="fr-MA"/>
+        </w:rPr>
+        <w:t>décompresser</w:t>
+      </w:r>
+      <w:r>
+        <w:rPr>
+          <w:sz w:val="28"/>
+          <w:szCs w:val="28"/>
+          <w:lang w:val="fr-MA"/>
+        </w:rPr>
+        <w:t xml:space="preserve"> afin d’y accéder.</w:t>
+      </w:r>
+    </w:p>
+    <w:p>
+      <w:pPr>
+        <w:jc w:val="both"/>
+        <w:rPr>
+          <w:sz w:val="28"/>
+          <w:szCs w:val="28"/>
+          <w:lang w:val="fr-MA"/>
+        </w:rPr>
+      </w:pPr>
+      <w:r>
+        <w:rPr>
+          <w:sz w:val="28"/>
+          <w:szCs w:val="28"/>
+          <w:lang w:val="fr-MA"/>
+        </w:rPr>
+        <w:t xml:space="preserve">Pour exécuter le programme, vous pouvez l’ouvrir à l’aide d’un environnement de développement tel que </w:t>
+      </w:r>
+      <w:proofErr w:type="spellStart"/>
+      <w:r>
+        <w:rPr>
+          <w:sz w:val="28"/>
+          <w:szCs w:val="28"/>
+          <w:lang w:val="fr-MA"/>
+        </w:rPr>
+        <w:t>PyCharm</w:t>
+      </w:r>
+      <w:proofErr w:type="spellEnd"/>
+      <w:r>
+        <w:rPr>
+          <w:sz w:val="28"/>
+          <w:szCs w:val="28"/>
+          <w:lang w:val="fr-MA"/>
+        </w:rPr>
+        <w:t>, Visual Studio Code ou tout autre IDE compatible avec Python.</w:t>
+      </w:r>
+    </w:p>
+    <w:p>
+      <w:pPr>
+        <w:jc w:val="both"/>
+        <w:rPr>
+          <w:sz w:val="28"/>
+          <w:szCs w:val="28"/>
+          <w:lang w:val="fr-MA"/>
+        </w:rPr>
+      </w:pPr>
+      <w:r>
+        <w:rPr>
+          <w:sz w:val="28"/>
+          <w:szCs w:val="28"/>
+          <w:lang w:val="fr-MA"/>
+        </w:rPr>
+        <w:t xml:space="preserve">Il est également important </w:t>
+      </w:r>
+      <w:r>
+        <w:rPr>
+          <w:b/>
+          <w:bCs/>
+          <w:sz w:val="32"/>
+          <w:szCs w:val="32"/>
+          <w:lang w:val="fr-MA"/>
+        </w:rPr>
+        <w:t>d’installer toutes les bibliothèques</w:t>
+      </w:r>
+      <w:r>
+        <w:rPr>
+          <w:sz w:val="32"/>
+          <w:szCs w:val="32"/>
+          <w:lang w:val="fr-MA"/>
+        </w:rPr>
+        <w:t xml:space="preserve"> </w:t>
+      </w:r>
+      <w:r>
+        <w:rPr>
+          <w:sz w:val="28"/>
+          <w:szCs w:val="28"/>
+          <w:lang w:val="fr-MA"/>
+        </w:rPr>
+        <w:t xml:space="preserve">requises afin d’assurer le bon fonctionnement et la compilation du fichier </w:t>
+      </w:r>
+      <w:r>
+        <w:rPr>
+          <w:b/>
+          <w:bCs/>
+          <w:sz w:val="32"/>
+          <w:szCs w:val="32"/>
+          <w:lang w:val="fr-MA"/>
+        </w:rPr>
+        <w:t>main.py</w:t>
+      </w:r>
+      <w:r>
+        <w:rPr>
+          <w:sz w:val="32"/>
+          <w:szCs w:val="32"/>
+          <w:lang w:val="fr-MA"/>
+        </w:rPr>
+        <w:t xml:space="preserve"> </w:t>
+      </w:r>
+      <w:r>
+        <w:rPr>
+          <w:sz w:val="28"/>
+          <w:szCs w:val="28"/>
+          <w:lang w:val="fr-MA"/>
+        </w:rPr>
+        <w:t>sans erreurs.</w:t>
+      </w:r>
+    </w:p>
+    <w:p>
+      <w:pPr>
+        <w:jc w:val="center"/>
+        <w:rPr>
+          <w:b/>
+          <w:bCs/>
+          <w:sz w:val="24"/>
+          <w:szCs w:val="24"/>
+        </w:rPr>
+      </w:pPr>
+      <w:r>
+        <w:rPr>
+          <w:b/>
+          <w:bCs/>
+          <w:sz w:val="24"/>
+          <w:szCs w:val="24"/>
+        </w:rPr>
+        <w:t>Page d’accueil :</w:t>
+      </w:r>
+    </w:p>
+    <w:p>
       <w:r>
         <w:rPr>
           <w:noProof/>
         </w:rPr>
         <w:drawing>
-          <wp:inline distT="0" distB="0" distL="0" distR="0" wp14:anchorId="7C9A50E0" wp14:editId="31A9F37C">
-            <wp:extent cx="6118860" cy="2241550"/>
-            <wp:effectExtent l="0" t="0" r="0" b="6350"/>
+          <wp:inline distT="0" distB="0" distL="0" distR="0" wp14:anchorId="7C9A50E0" wp14:editId="08F79F11">
+            <wp:extent cx="6118860" cy="2814761"/>
+            <wp:effectExtent l="0" t="0" r="0" b="5080"/>
             <wp:docPr id="1578855990" name="Image 5" descr="The image displays a user interface for a software tool named ABC BUILDING CHEMICALS, which allows users to optimize production by selecting different chemical products (Aquaguard, PlastiCast, Elastemate) and choosing a method for solving (graphical method, simplex method, or execute all).&#10;&#10;Le contenu généré par l’IA peut être incorrect."/>
             <wp:cNvGraphicFramePr>
               <a:graphicFrameLocks xmlns:a="http://schemas.openxmlformats.org/drawingml/2006/main" noChangeAspect="1"/>
@@ -27927,7 +29225,7 @@
                   <pic:spPr bwMode="auto">
                     <a:xfrm>
                       <a:off x="0" y="0"/>
-                      <a:ext cx="6118860" cy="2241550"/>
+                      <a:ext cx="6125541" cy="2817834"/>
                     </a:xfrm>
                     <a:prstGeom prst="rect">
                       <a:avLst/>
@@ -27946,58 +29244,63 @@
     </w:p>
     <w:p>
       <w:pPr>
-        <w:rPr>
-          <w:rFonts w:ascii="Arial" w:eastAsia="Arial" w:hAnsi="Arial" w:cs="Arial"/>
-          <w:color w:val="auto"/>
-          <w:sz w:val="26"/>
-          <w:szCs w:val="26"/>
-          <w:u w:val="single"/>
-          <w:lang w:val="en-US"/>
-        </w:rPr>
-      </w:pPr>
-      <w:r>
-        <w:rPr>
-          <w:rFonts w:ascii="Arial" w:eastAsia="Arial" w:hAnsi="Arial" w:cs="Arial"/>
-          <w:color w:val="auto"/>
-          <w:sz w:val="26"/>
-          <w:szCs w:val="26"/>
-          <w:u w:val="single"/>
-        </w:rPr>
-        <w:t>main.py</w:t>
-      </w:r>
-      <w:r>
-        <w:rPr>
-          <w:rFonts w:ascii="Arial" w:eastAsia="Arial" w:hAnsi="Arial" w:cs="Arial"/>
-          <w:color w:val="auto"/>
-          <w:sz w:val="26"/>
-          <w:szCs w:val="26"/>
-          <w:u w:val="single"/>
-          <w:lang w:val="en-US"/>
-        </w:rPr>
-        <w:t xml:space="preserve"> :</w:t>
-      </w:r>
+        <w:jc w:val="center"/>
+        <w:rPr>
+          <w:b/>
+          <w:bCs/>
+          <w:sz w:val="24"/>
+          <w:szCs w:val="24"/>
+        </w:rPr>
+      </w:pPr>
     </w:p>
     <w:p>
       <w:pPr>
-        <w:rPr>
-          <w:rFonts w:ascii="Arial" w:eastAsia="Arial" w:hAnsi="Arial" w:cs="Arial"/>
+        <w:jc w:val="center"/>
+        <w:rPr>
           <w:b/>
           <w:bCs/>
-          <w:color w:val="2F5496"/>
-          <w:sz w:val="26"/>
-          <w:szCs w:val="26"/>
-          <w:lang w:val="en-US"/>
-        </w:rPr>
-      </w:pPr>
+          <w:sz w:val="24"/>
+          <w:szCs w:val="24"/>
+        </w:rPr>
+      </w:pPr>
+    </w:p>
+    <w:p>
+      <w:pPr>
+        <w:rPr>
+          <w:sz w:val="24"/>
+          <w:szCs w:val="24"/>
+        </w:rPr>
+      </w:pPr>
+    </w:p>
+    <w:p>
+      <w:pPr>
+        <w:jc w:val="center"/>
+        <w:rPr>
+          <w:sz w:val="24"/>
+          <w:szCs w:val="24"/>
+        </w:rPr>
+      </w:pPr>
+      <w:r>
+        <w:rPr>
+          <w:b/>
+          <w:bCs/>
+          <w:sz w:val="28"/>
+          <w:szCs w:val="28"/>
+        </w:rPr>
+        <w:lastRenderedPageBreak/>
+        <w:t>Choix [1] avec graphique :</w:t>
+      </w:r>
+    </w:p>
+    <w:p>
       <w:r>
         <w:rPr>
           <w:noProof/>
         </w:rPr>
         <w:drawing>
-          <wp:inline distT="0" distB="0" distL="114300" distR="114300" wp14:anchorId="77698D75" wp14:editId="6F5C6483">
-            <wp:extent cx="6400800" cy="3987800"/>
-            <wp:effectExtent l="0" t="0" r="0" b="0"/>
-            <wp:docPr id="1" name="Picture 1"/>
+          <wp:inline distT="0" distB="0" distL="0" distR="0" wp14:anchorId="00963C85" wp14:editId="0E2FB3CF">
+            <wp:extent cx="6117961" cy="3538331"/>
+            <wp:effectExtent l="0" t="0" r="0" b="5080"/>
+            <wp:docPr id="2092507360" name="Image 5" descr="The image displays a graph illustrating a linear programming problem, showing the optimal solution for maximizing profit in a chemical production process, with the solution being to produce 20 liters per week of P2 and no P1.&#10;&#10;Le contenu généré par l’IA peut être incorrect."/>
             <wp:cNvGraphicFramePr>
               <a:graphicFrameLocks xmlns:a="http://schemas.openxmlformats.org/drawingml/2006/main" noChangeAspect="1"/>
             </wp:cNvGraphicFramePr>
@@ -28005,13 +29308,17 @@
               <a:graphicData uri="http://schemas.openxmlformats.org/drawingml/2006/picture">
                 <pic:pic xmlns:pic="http://schemas.openxmlformats.org/drawingml/2006/picture">
                   <pic:nvPicPr>
-                    <pic:cNvPr id="1" name="Picture 1"/>
-                    <pic:cNvPicPr>
-                      <a:picLocks noChangeAspect="1"/>
-                    </pic:cNvPicPr>
+                    <pic:cNvPr id="2092507360" name="Image 5" descr="The image displays a graph illustrating a linear programming problem, showing the optimal solution for maximizing profit in a chemical production process, with the solution being to produce 20 liters per week of P2 and no P1.&#10;&#10;Le contenu généré par l’IA peut être incorrect."/>
+                    <pic:cNvPicPr/>
                   </pic:nvPicPr>
                   <pic:blipFill>
-                    <a:blip r:embed="rId23"/>
+                    <a:blip r:embed="rId23" cstate="print">
+                      <a:extLst>
+                        <a:ext uri="{28A0092B-C50C-407E-A947-70E740481C1C}">
+                          <a14:useLocalDpi xmlns:a14="http://schemas.microsoft.com/office/drawing/2010/main" val="0"/>
+                        </a:ext>
+                      </a:extLst>
+                    </a:blip>
                     <a:stretch>
                       <a:fillRect/>
                     </a:stretch>
@@ -28019,15 +29326,11 @@
                   <pic:spPr>
                     <a:xfrm>
                       <a:off x="0" y="0"/>
-                      <a:ext cx="6400800" cy="3987800"/>
+                      <a:ext cx="6133472" cy="3547302"/>
                     </a:xfrm>
                     <a:prstGeom prst="rect">
                       <a:avLst/>
                     </a:prstGeom>
-                    <a:noFill/>
-                    <a:ln>
-                      <a:noFill/>
-                    </a:ln>
                   </pic:spPr>
                 </pic:pic>
               </a:graphicData>
@@ -28037,59 +29340,15 @@
       </w:r>
     </w:p>
     <w:p>
-      <w:pPr>
-        <w:rPr>
-          <w:rFonts w:ascii="Arial" w:eastAsia="Arial" w:hAnsi="Arial" w:cs="Arial"/>
-          <w:color w:val="auto"/>
-          <w:sz w:val="26"/>
-          <w:szCs w:val="26"/>
-          <w:u w:val="single"/>
-        </w:rPr>
-      </w:pPr>
-    </w:p>
-    <w:p>
-      <w:pPr>
-        <w:rPr>
-          <w:rFonts w:ascii="Arial" w:eastAsia="Arial" w:hAnsi="Arial" w:cs="Arial"/>
-          <w:color w:val="auto"/>
-          <w:sz w:val="26"/>
-          <w:szCs w:val="26"/>
-          <w:u w:val="single"/>
-          <w:lang w:val="en-US"/>
-        </w:rPr>
-      </w:pPr>
-      <w:r>
-        <w:rPr>
-          <w:rFonts w:ascii="Arial" w:eastAsia="Arial" w:hAnsi="Arial" w:cs="Arial"/>
-          <w:color w:val="auto"/>
-          <w:sz w:val="26"/>
-          <w:szCs w:val="26"/>
-          <w:u w:val="single"/>
-        </w:rPr>
-        <w:t>methode_graphique.py</w:t>
-      </w:r>
-      <w:r>
-        <w:rPr>
-          <w:rFonts w:ascii="Arial" w:eastAsia="Arial" w:hAnsi="Arial" w:cs="Arial"/>
-          <w:color w:val="auto"/>
-          <w:sz w:val="26"/>
-          <w:szCs w:val="26"/>
-          <w:u w:val="single"/>
-          <w:lang w:val="en-US"/>
-        </w:rPr>
-        <w:t xml:space="preserve"> :</w:t>
-      </w:r>
-    </w:p>
-    <w:p>
       <w:r>
         <w:rPr>
           <w:noProof/>
         </w:rPr>
         <w:drawing>
-          <wp:inline distT="0" distB="0" distL="114300" distR="114300" wp14:anchorId="5B4EDDC7" wp14:editId="1B4BB885">
-            <wp:extent cx="6146800" cy="3542665"/>
-            <wp:effectExtent l="0" t="0" r="6350" b="635"/>
-            <wp:docPr id="4" name="Picture 2"/>
+          <wp:inline distT="0" distB="0" distL="0" distR="0" wp14:anchorId="498DF903" wp14:editId="662F52C6">
+            <wp:extent cx="6118860" cy="3929204"/>
+            <wp:effectExtent l="0" t="0" r="0" b="0"/>
+            <wp:docPr id="1872797921" name="Image 7" descr="The diagram illustrates a graphical representation of a chemical process, showing the optimal solution for a production process involving polymers and solvents, with specific input and output rates.&#10;&#10;Le contenu généré par l’IA peut être incorrect."/>
             <wp:cNvGraphicFramePr>
               <a:graphicFrameLocks xmlns:a="http://schemas.openxmlformats.org/drawingml/2006/main" noChangeAspect="1"/>
             </wp:cNvGraphicFramePr>
@@ -28097,13 +29356,17 @@
               <a:graphicData uri="http://schemas.openxmlformats.org/drawingml/2006/picture">
                 <pic:pic xmlns:pic="http://schemas.openxmlformats.org/drawingml/2006/picture">
                   <pic:nvPicPr>
-                    <pic:cNvPr id="4" name="Picture 2"/>
-                    <pic:cNvPicPr>
-                      <a:picLocks noChangeAspect="1"/>
-                    </pic:cNvPicPr>
+                    <pic:cNvPr id="1872797921" name="Image 7" descr="The diagram illustrates a graphical representation of a chemical process, showing the optimal solution for a production process involving polymers and solvents, with specific input and output rates.&#10;&#10;Le contenu généré par l’IA peut être incorrect."/>
+                    <pic:cNvPicPr/>
                   </pic:nvPicPr>
                   <pic:blipFill>
-                    <a:blip r:embed="rId24"/>
+                    <a:blip r:embed="rId24">
+                      <a:extLst>
+                        <a:ext uri="{28A0092B-C50C-407E-A947-70E740481C1C}">
+                          <a14:useLocalDpi xmlns:a14="http://schemas.microsoft.com/office/drawing/2010/main" val="0"/>
+                        </a:ext>
+                      </a:extLst>
+                    </a:blip>
                     <a:stretch>
                       <a:fillRect/>
                     </a:stretch>
@@ -28111,15 +29374,11 @@
                   <pic:spPr>
                     <a:xfrm>
                       <a:off x="0" y="0"/>
-                      <a:ext cx="6146800" cy="3542665"/>
+                      <a:ext cx="6123430" cy="3932138"/>
                     </a:xfrm>
                     <a:prstGeom prst="rect">
                       <a:avLst/>
                     </a:prstGeom>
-                    <a:noFill/>
-                    <a:ln>
-                      <a:noFill/>
-                    </a:ln>
                   </pic:spPr>
                 </pic:pic>
               </a:graphicData>
@@ -28129,15 +29388,82 @@
       </w:r>
     </w:p>
     <w:p>
-      <w:r>
-        <w:rPr>
+      <w:pPr>
+        <w:jc w:val="center"/>
+        <w:rPr>
+          <w:b/>
+          <w:bCs/>
+          <w:sz w:val="28"/>
+          <w:szCs w:val="28"/>
+        </w:rPr>
+      </w:pPr>
+    </w:p>
+    <w:p>
+      <w:pPr>
+        <w:jc w:val="center"/>
+        <w:rPr>
+          <w:b/>
+          <w:bCs/>
+          <w:sz w:val="28"/>
+          <w:szCs w:val="28"/>
+        </w:rPr>
+      </w:pPr>
+    </w:p>
+    <w:p>
+      <w:pPr>
+        <w:jc w:val="center"/>
+        <w:rPr>
+          <w:b/>
+          <w:bCs/>
           <w:noProof/>
+          <w:sz w:val="24"/>
+          <w:szCs w:val="24"/>
+        </w:rPr>
+      </w:pPr>
+      <w:r>
+        <w:rPr>
+          <w:b/>
+          <w:bCs/>
+          <w:sz w:val="28"/>
+          <w:szCs w:val="28"/>
+        </w:rPr>
+        <w:lastRenderedPageBreak/>
+        <w:t>Choix [2] :</w:t>
+      </w:r>
+      <w:r>
+        <w:rPr>
+          <w:b/>
+          <w:bCs/>
+          <w:noProof/>
+          <w:sz w:val="28"/>
+          <w:szCs w:val="28"/>
+        </w:rPr>
+        <w:t xml:space="preserve"> </w:t>
+      </w:r>
+    </w:p>
+    <w:p>
+      <w:pPr>
+        <w:jc w:val="center"/>
+        <w:rPr>
+          <w:b/>
+          <w:bCs/>
+          <w:sz w:val="24"/>
+          <w:szCs w:val="24"/>
+        </w:rPr>
+      </w:pPr>
+      <w:r>
+        <w:rPr>
+          <w:b/>
+          <w:bCs/>
+          <w:noProof/>
+          <w:sz w:val="24"/>
+          <w:szCs w:val="24"/>
         </w:rPr>
         <w:drawing>
-          <wp:inline distT="0" distB="0" distL="114300" distR="114300" wp14:anchorId="1F67E5E9" wp14:editId="3175B76E">
-            <wp:extent cx="6153150" cy="4483100"/>
-            <wp:effectExtent l="0" t="0" r="0" b="0"/>
-            <wp:docPr id="5" name="Picture 3"/>
+          <wp:inline distT="0" distB="0" distL="0" distR="0" wp14:anchorId="2EE461DB" wp14:editId="65316484">
+            <wp:extent cx="6118860" cy="2565400"/>
+            <wp:effectExtent l="0" t="0" r="0" b="6350"/>
+            <wp:docPr id="1705410762" name="Image 8" descr="The image displays a linear programming optimization problem, with decision variables for water, plastic, and elastomer, and an objective function to maximize profit, subject to various production constraints.&#10;&#10;Le contenu généré par l’IA peut être incorrect."/>
             <wp:cNvGraphicFramePr>
               <a:graphicFrameLocks xmlns:a="http://schemas.openxmlformats.org/drawingml/2006/main" noChangeAspect="1"/>
             </wp:cNvGraphicFramePr>
@@ -28145,13 +29471,17 @@
               <a:graphicData uri="http://schemas.openxmlformats.org/drawingml/2006/picture">
                 <pic:pic xmlns:pic="http://schemas.openxmlformats.org/drawingml/2006/picture">
                   <pic:nvPicPr>
-                    <pic:cNvPr id="5" name="Picture 3"/>
-                    <pic:cNvPicPr>
-                      <a:picLocks noChangeAspect="1"/>
-                    </pic:cNvPicPr>
+                    <pic:cNvPr id="1705410762" name="Image 8" descr="The image displays a linear programming optimization problem, with decision variables for water, plastic, and elastomer, and an objective function to maximize profit, subject to various production constraints.&#10;&#10;Le contenu généré par l’IA peut être incorrect."/>
+                    <pic:cNvPicPr/>
                   </pic:nvPicPr>
                   <pic:blipFill>
-                    <a:blip r:embed="rId25"/>
+                    <a:blip r:embed="rId25" cstate="print">
+                      <a:extLst>
+                        <a:ext uri="{28A0092B-C50C-407E-A947-70E740481C1C}">
+                          <a14:useLocalDpi xmlns:a14="http://schemas.microsoft.com/office/drawing/2010/main" val="0"/>
+                        </a:ext>
+                      </a:extLst>
+                    </a:blip>
                     <a:stretch>
                       <a:fillRect/>
                     </a:stretch>
@@ -28159,15 +29489,11 @@
                   <pic:spPr>
                     <a:xfrm>
                       <a:off x="0" y="0"/>
-                      <a:ext cx="6153150" cy="4483100"/>
+                      <a:ext cx="6118860" cy="2565400"/>
                     </a:xfrm>
                     <a:prstGeom prst="rect">
                       <a:avLst/>
                     </a:prstGeom>
-                    <a:noFill/>
-                    <a:ln>
-                      <a:noFill/>
-                    </a:ln>
                   </pic:spPr>
                 </pic:pic>
               </a:graphicData>
@@ -28175,18 +29501,19 @@
           </wp:inline>
         </w:drawing>
       </w:r>
-    </w:p>
-    <w:p>
-      <w:r>
-        <w:rPr>
+      <w:r>
+        <w:rPr>
+          <w:b/>
+          <w:bCs/>
           <w:noProof/>
-        </w:rPr>
-        <w:lastRenderedPageBreak/>
+          <w:sz w:val="24"/>
+          <w:szCs w:val="24"/>
+        </w:rPr>
         <w:drawing>
-          <wp:inline distT="0" distB="0" distL="114300" distR="114300" wp14:anchorId="45615F54" wp14:editId="7060D480">
-            <wp:extent cx="6153150" cy="4965700"/>
-            <wp:effectExtent l="0" t="0" r="0" b="6350"/>
-            <wp:docPr id="6" name="Picture 4"/>
+          <wp:inline distT="0" distB="0" distL="0" distR="0" wp14:anchorId="2869EEED" wp14:editId="48B977A4">
+            <wp:extent cx="6118860" cy="3180080"/>
+            <wp:effectExtent l="0" t="0" r="0" b="1270"/>
+            <wp:docPr id="632186649" name="Image 9"/>
             <wp:cNvGraphicFramePr>
               <a:graphicFrameLocks xmlns:a="http://schemas.openxmlformats.org/drawingml/2006/main" noChangeAspect="1"/>
             </wp:cNvGraphicFramePr>
@@ -28194,13 +29521,17 @@
               <a:graphicData uri="http://schemas.openxmlformats.org/drawingml/2006/picture">
                 <pic:pic xmlns:pic="http://schemas.openxmlformats.org/drawingml/2006/picture">
                   <pic:nvPicPr>
-                    <pic:cNvPr id="6" name="Picture 4"/>
-                    <pic:cNvPicPr>
-                      <a:picLocks noChangeAspect="1"/>
-                    </pic:cNvPicPr>
+                    <pic:cNvPr id="632186649" name="Image 632186649"/>
+                    <pic:cNvPicPr/>
                   </pic:nvPicPr>
                   <pic:blipFill>
-                    <a:blip r:embed="rId26"/>
+                    <a:blip r:embed="rId26" cstate="print">
+                      <a:extLst>
+                        <a:ext uri="{28A0092B-C50C-407E-A947-70E740481C1C}">
+                          <a14:useLocalDpi xmlns:a14="http://schemas.microsoft.com/office/drawing/2010/main" val="0"/>
+                        </a:ext>
+                      </a:extLst>
+                    </a:blip>
                     <a:stretch>
                       <a:fillRect/>
                     </a:stretch>
@@ -28208,15 +29539,11 @@
                   <pic:spPr>
                     <a:xfrm>
                       <a:off x="0" y="0"/>
-                      <a:ext cx="6153150" cy="4965700"/>
+                      <a:ext cx="6118860" cy="3180080"/>
                     </a:xfrm>
                     <a:prstGeom prst="rect">
                       <a:avLst/>
                     </a:prstGeom>
-                    <a:noFill/>
-                    <a:ln>
-                      <a:noFill/>
-                    </a:ln>
                   </pic:spPr>
                 </pic:pic>
               </a:graphicData>
@@ -28224,17 +29551,19 @@
           </wp:inline>
         </w:drawing>
       </w:r>
-    </w:p>
-    <w:p>
-      <w:r>
-        <w:rPr>
+      <w:r>
+        <w:rPr>
+          <w:b/>
+          <w:bCs/>
           <w:noProof/>
+          <w:sz w:val="24"/>
+          <w:szCs w:val="24"/>
         </w:rPr>
         <w:drawing>
-          <wp:inline distT="0" distB="0" distL="114300" distR="114300" wp14:anchorId="78972FD4" wp14:editId="737E0A10">
-            <wp:extent cx="6159500" cy="2165350"/>
-            <wp:effectExtent l="0" t="0" r="0" b="6350"/>
-            <wp:docPr id="7" name="Picture 5"/>
+          <wp:inline distT="0" distB="0" distL="0" distR="0" wp14:anchorId="33A1DB19" wp14:editId="5C0C1752">
+            <wp:extent cx="6117378" cy="2703168"/>
+            <wp:effectExtent l="0" t="0" r="0" b="2540"/>
+            <wp:docPr id="1239766987" name="Image 10"/>
             <wp:cNvGraphicFramePr>
               <a:graphicFrameLocks xmlns:a="http://schemas.openxmlformats.org/drawingml/2006/main" noChangeAspect="1"/>
             </wp:cNvGraphicFramePr>
@@ -28242,13 +29571,17 @@
               <a:graphicData uri="http://schemas.openxmlformats.org/drawingml/2006/picture">
                 <pic:pic xmlns:pic="http://schemas.openxmlformats.org/drawingml/2006/picture">
                   <pic:nvPicPr>
-                    <pic:cNvPr id="7" name="Picture 5"/>
-                    <pic:cNvPicPr>
-                      <a:picLocks noChangeAspect="1"/>
-                    </pic:cNvPicPr>
+                    <pic:cNvPr id="1239766987" name="Image 1239766987"/>
+                    <pic:cNvPicPr/>
                   </pic:nvPicPr>
                   <pic:blipFill>
-                    <a:blip r:embed="rId27"/>
+                    <a:blip r:embed="rId27">
+                      <a:extLst>
+                        <a:ext uri="{28A0092B-C50C-407E-A947-70E740481C1C}">
+                          <a14:useLocalDpi xmlns:a14="http://schemas.microsoft.com/office/drawing/2010/main" val="0"/>
+                        </a:ext>
+                      </a:extLst>
+                    </a:blip>
                     <a:stretch>
                       <a:fillRect/>
                     </a:stretch>
@@ -28256,15 +29589,11 @@
                   <pic:spPr>
                     <a:xfrm>
                       <a:off x="0" y="0"/>
-                      <a:ext cx="6159500" cy="2165350"/>
+                      <a:ext cx="6179793" cy="2730748"/>
                     </a:xfrm>
                     <a:prstGeom prst="rect">
                       <a:avLst/>
                     </a:prstGeom>
-                    <a:noFill/>
-                    <a:ln>
-                      <a:noFill/>
-                    </a:ln>
                   </pic:spPr>
                 </pic:pic>
               </a:graphicData>
@@ -28273,95 +29602,48 @@
         </w:drawing>
       </w:r>
     </w:p>
-    <w:p/>
     <w:p>
       <w:pPr>
-        <w:rPr>
-          <w:rFonts w:ascii="Arial" w:eastAsia="Arial" w:hAnsi="Arial" w:cs="Arial"/>
-          <w:color w:val="auto"/>
-          <w:sz w:val="26"/>
-          <w:szCs w:val="26"/>
-          <w:u w:val="single"/>
-        </w:rPr>
-      </w:pPr>
-    </w:p>
-    <w:p>
-      <w:pPr>
-        <w:rPr>
-          <w:rFonts w:ascii="Arial" w:eastAsia="Arial" w:hAnsi="Arial" w:cs="Arial"/>
-          <w:color w:val="auto"/>
-          <w:sz w:val="26"/>
-          <w:szCs w:val="26"/>
-          <w:u w:val="single"/>
-        </w:rPr>
-      </w:pPr>
-    </w:p>
-    <w:p>
-      <w:pPr>
-        <w:rPr>
-          <w:rFonts w:ascii="Arial" w:eastAsia="Arial" w:hAnsi="Arial" w:cs="Arial"/>
-          <w:color w:val="auto"/>
-          <w:sz w:val="26"/>
-          <w:szCs w:val="26"/>
-          <w:u w:val="single"/>
-        </w:rPr>
-      </w:pPr>
-    </w:p>
-    <w:p>
-      <w:pPr>
-        <w:rPr>
-          <w:rFonts w:ascii="Arial" w:eastAsia="Arial" w:hAnsi="Arial" w:cs="Arial"/>
-          <w:color w:val="auto"/>
-          <w:sz w:val="26"/>
-          <w:szCs w:val="26"/>
-          <w:u w:val="single"/>
-        </w:rPr>
-      </w:pPr>
-    </w:p>
-    <w:p>
-      <w:pPr>
-        <w:rPr>
-          <w:rFonts w:ascii="Arial" w:eastAsia="Arial" w:hAnsi="Arial" w:cs="Arial"/>
-          <w:color w:val="auto"/>
-          <w:sz w:val="26"/>
-          <w:szCs w:val="26"/>
-          <w:u w:val="single"/>
-          <w:lang w:val="en-US"/>
-        </w:rPr>
-      </w:pPr>
-      <w:r>
-        <w:rPr>
-          <w:rFonts w:ascii="Arial" w:eastAsia="Arial" w:hAnsi="Arial" w:cs="Arial"/>
-          <w:color w:val="auto"/>
-          <w:sz w:val="26"/>
-          <w:szCs w:val="26"/>
-          <w:u w:val="single"/>
+        <w:jc w:val="center"/>
+        <w:rPr>
+          <w:b/>
+          <w:bCs/>
+          <w:sz w:val="28"/>
+          <w:szCs w:val="28"/>
+        </w:rPr>
+      </w:pPr>
+      <w:r>
+        <w:rPr>
+          <w:b/>
+          <w:bCs/>
+          <w:sz w:val="28"/>
+          <w:szCs w:val="28"/>
         </w:rPr>
         <w:lastRenderedPageBreak/>
-        <w:t>methode_simplexe.py</w:t>
-      </w:r>
-      <w:r>
-        <w:rPr>
-          <w:rFonts w:ascii="Arial" w:eastAsia="Arial" w:hAnsi="Arial" w:cs="Arial"/>
-          <w:color w:val="auto"/>
-          <w:sz w:val="26"/>
-          <w:szCs w:val="26"/>
-          <w:u w:val="single"/>
-          <w:lang w:val="en-US"/>
-        </w:rPr>
-        <w:t xml:space="preserve"> : </w:t>
-      </w:r>
-    </w:p>
-    <w:p>
-      <w:r>
-        <w:rPr>
+        <w:t>Fin</w:t>
+      </w:r>
+      <w:r>
+        <w:rPr>
+          <w:b/>
+          <w:bCs/>
+          <w:sz w:val="28"/>
+          <w:szCs w:val="28"/>
+        </w:rPr>
+        <w:t> :</w:t>
+      </w:r>
+      <w:r>
+        <w:rPr>
+          <w:b/>
+          <w:bCs/>
           <w:noProof/>
+          <w:sz w:val="28"/>
+          <w:szCs w:val="28"/>
         </w:rPr>
         <w:drawing>
-          <wp:inline distT="0" distB="0" distL="114300" distR="114300" wp14:anchorId="7D98E71A" wp14:editId="15C34BFA">
-            <wp:extent cx="6343650" cy="3479800"/>
-            <wp:effectExtent l="0" t="0" r="0" b="6350"/>
-            <wp:docPr id="9" name="Picture 6"/>
+          <wp:inline distT="0" distB="0" distL="0" distR="0" wp14:anchorId="4D6B4DEA" wp14:editId="791CFD58">
+            <wp:extent cx="6118860" cy="1585595"/>
+            <wp:effectExtent l="0" t="0" r="0" b="0"/>
+            <wp:docPr id="765822066" name="Image 11" descr="A user has selected an option (0) and is instructed to continue the program.&#10;&#10;Le contenu généré par l’IA peut être incorrect."/>
             <wp:cNvGraphicFramePr>
               <a:graphicFrameLocks xmlns:a="http://schemas.openxmlformats.org/drawingml/2006/main" noChangeAspect="1"/>
             </wp:cNvGraphicFramePr>
@@ -28369,13 +29651,17 @@
               <a:graphicData uri="http://schemas.openxmlformats.org/drawingml/2006/picture">
                 <pic:pic xmlns:pic="http://schemas.openxmlformats.org/drawingml/2006/picture">
                   <pic:nvPicPr>
-                    <pic:cNvPr id="9" name="Picture 6"/>
-                    <pic:cNvPicPr>
-                      <a:picLocks noChangeAspect="1"/>
-                    </pic:cNvPicPr>
+                    <pic:cNvPr id="765822066" name="Image 11" descr="A user has selected an option (0) and is instructed to continue the program.&#10;&#10;Le contenu généré par l’IA peut être incorrect."/>
+                    <pic:cNvPicPr/>
                   </pic:nvPicPr>
                   <pic:blipFill>
-                    <a:blip r:embed="rId28"/>
+                    <a:blip r:embed="rId28">
+                      <a:extLst>
+                        <a:ext uri="{28A0092B-C50C-407E-A947-70E740481C1C}">
+                          <a14:useLocalDpi xmlns:a14="http://schemas.microsoft.com/office/drawing/2010/main" val="0"/>
+                        </a:ext>
+                      </a:extLst>
+                    </a:blip>
                     <a:stretch>
                       <a:fillRect/>
                     </a:stretch>
@@ -28383,15 +29669,11 @@
                   <pic:spPr>
                     <a:xfrm>
                       <a:off x="0" y="0"/>
-                      <a:ext cx="6343650" cy="3479800"/>
+                      <a:ext cx="6118860" cy="1585595"/>
                     </a:xfrm>
                     <a:prstGeom prst="rect">
                       <a:avLst/>
                     </a:prstGeom>
-                    <a:noFill/>
-                    <a:ln>
-                      <a:noFill/>
-                    </a:ln>
                   </pic:spPr>
                 </pic:pic>
               </a:graphicData>
@@ -28400,210 +29682,6 @@
         </w:drawing>
       </w:r>
     </w:p>
-    <w:p>
-      <w:r>
-        <w:rPr>
-          <w:noProof/>
-        </w:rPr>
-        <w:drawing>
-          <wp:inline distT="0" distB="0" distL="114300" distR="114300" wp14:anchorId="4CFE8989" wp14:editId="4EB1B953">
-            <wp:extent cx="6362700" cy="4927600"/>
-            <wp:effectExtent l="0" t="0" r="0" b="6350"/>
-            <wp:docPr id="10" name="Picture 7"/>
-            <wp:cNvGraphicFramePr>
-              <a:graphicFrameLocks xmlns:a="http://schemas.openxmlformats.org/drawingml/2006/main" noChangeAspect="1"/>
-            </wp:cNvGraphicFramePr>
-            <a:graphic xmlns:a="http://schemas.openxmlformats.org/drawingml/2006/main">
-              <a:graphicData uri="http://schemas.openxmlformats.org/drawingml/2006/picture">
-                <pic:pic xmlns:pic="http://schemas.openxmlformats.org/drawingml/2006/picture">
-                  <pic:nvPicPr>
-                    <pic:cNvPr id="10" name="Picture 7"/>
-                    <pic:cNvPicPr>
-                      <a:picLocks noChangeAspect="1"/>
-                    </pic:cNvPicPr>
-                  </pic:nvPicPr>
-                  <pic:blipFill>
-                    <a:blip r:embed="rId29"/>
-                    <a:stretch>
-                      <a:fillRect/>
-                    </a:stretch>
-                  </pic:blipFill>
-                  <pic:spPr>
-                    <a:xfrm>
-                      <a:off x="0" y="0"/>
-                      <a:ext cx="6362700" cy="4927600"/>
-                    </a:xfrm>
-                    <a:prstGeom prst="rect">
-                      <a:avLst/>
-                    </a:prstGeom>
-                    <a:noFill/>
-                    <a:ln>
-                      <a:noFill/>
-                    </a:ln>
-                  </pic:spPr>
-                </pic:pic>
-              </a:graphicData>
-            </a:graphic>
-          </wp:inline>
-        </w:drawing>
-      </w:r>
-    </w:p>
-    <w:p>
-      <w:r>
-        <w:rPr>
-          <w:noProof/>
-        </w:rPr>
-        <w:lastRenderedPageBreak/>
-        <w:drawing>
-          <wp:inline distT="0" distB="0" distL="114300" distR="114300" wp14:anchorId="7EDD1508" wp14:editId="730EE420">
-            <wp:extent cx="6057900" cy="4394200"/>
-            <wp:effectExtent l="0" t="0" r="0" b="6350"/>
-            <wp:docPr id="11" name="Picture 8"/>
-            <wp:cNvGraphicFramePr>
-              <a:graphicFrameLocks xmlns:a="http://schemas.openxmlformats.org/drawingml/2006/main" noChangeAspect="1"/>
-            </wp:cNvGraphicFramePr>
-            <a:graphic xmlns:a="http://schemas.openxmlformats.org/drawingml/2006/main">
-              <a:graphicData uri="http://schemas.openxmlformats.org/drawingml/2006/picture">
-                <pic:pic xmlns:pic="http://schemas.openxmlformats.org/drawingml/2006/picture">
-                  <pic:nvPicPr>
-                    <pic:cNvPr id="11" name="Picture 8"/>
-                    <pic:cNvPicPr>
-                      <a:picLocks noChangeAspect="1"/>
-                    </pic:cNvPicPr>
-                  </pic:nvPicPr>
-                  <pic:blipFill>
-                    <a:blip r:embed="rId30"/>
-                    <a:stretch>
-                      <a:fillRect/>
-                    </a:stretch>
-                  </pic:blipFill>
-                  <pic:spPr>
-                    <a:xfrm>
-                      <a:off x="0" y="0"/>
-                      <a:ext cx="6057900" cy="4394200"/>
-                    </a:xfrm>
-                    <a:prstGeom prst="rect">
-                      <a:avLst/>
-                    </a:prstGeom>
-                    <a:noFill/>
-                    <a:ln>
-                      <a:noFill/>
-                    </a:ln>
-                  </pic:spPr>
-                </pic:pic>
-              </a:graphicData>
-            </a:graphic>
-          </wp:inline>
-        </w:drawing>
-      </w:r>
-    </w:p>
-    <w:p>
-      <w:r>
-        <w:rPr>
-          <w:noProof/>
-        </w:rPr>
-        <w:drawing>
-          <wp:inline distT="0" distB="0" distL="114300" distR="114300" wp14:anchorId="0AE4BC48" wp14:editId="17E14CF6">
-            <wp:extent cx="6051550" cy="4279900"/>
-            <wp:effectExtent l="0" t="0" r="6350" b="6350"/>
-            <wp:docPr id="12" name="Picture 9"/>
-            <wp:cNvGraphicFramePr>
-              <a:graphicFrameLocks xmlns:a="http://schemas.openxmlformats.org/drawingml/2006/main" noChangeAspect="1"/>
-            </wp:cNvGraphicFramePr>
-            <a:graphic xmlns:a="http://schemas.openxmlformats.org/drawingml/2006/main">
-              <a:graphicData uri="http://schemas.openxmlformats.org/drawingml/2006/picture">
-                <pic:pic xmlns:pic="http://schemas.openxmlformats.org/drawingml/2006/picture">
-                  <pic:nvPicPr>
-                    <pic:cNvPr id="12" name="Picture 9"/>
-                    <pic:cNvPicPr>
-                      <a:picLocks noChangeAspect="1"/>
-                    </pic:cNvPicPr>
-                  </pic:nvPicPr>
-                  <pic:blipFill>
-                    <a:blip r:embed="rId31"/>
-                    <a:stretch>
-                      <a:fillRect/>
-                    </a:stretch>
-                  </pic:blipFill>
-                  <pic:spPr>
-                    <a:xfrm>
-                      <a:off x="0" y="0"/>
-                      <a:ext cx="6051550" cy="4279900"/>
-                    </a:xfrm>
-                    <a:prstGeom prst="rect">
-                      <a:avLst/>
-                    </a:prstGeom>
-                    <a:noFill/>
-                    <a:ln>
-                      <a:noFill/>
-                    </a:ln>
-                  </pic:spPr>
-                </pic:pic>
-              </a:graphicData>
-            </a:graphic>
-          </wp:inline>
-        </w:drawing>
-      </w:r>
-    </w:p>
-    <w:p>
-      <w:pPr>
-        <w:rPr>
-          <w:lang w:val="en-US"/>
-        </w:rPr>
-      </w:pPr>
-      <w:r>
-        <w:rPr>
-          <w:noProof/>
-        </w:rPr>
-        <w:lastRenderedPageBreak/>
-        <w:drawing>
-          <wp:inline distT="0" distB="0" distL="114300" distR="114300" wp14:anchorId="2281F348" wp14:editId="4E04C92C">
-            <wp:extent cx="5943600" cy="5601335"/>
-            <wp:effectExtent l="0" t="0" r="0" b="0"/>
-            <wp:docPr id="13" name="Picture 10"/>
-            <wp:cNvGraphicFramePr>
-              <a:graphicFrameLocks xmlns:a="http://schemas.openxmlformats.org/drawingml/2006/main" noChangeAspect="1"/>
-            </wp:cNvGraphicFramePr>
-            <a:graphic xmlns:a="http://schemas.openxmlformats.org/drawingml/2006/main">
-              <a:graphicData uri="http://schemas.openxmlformats.org/drawingml/2006/picture">
-                <pic:pic xmlns:pic="http://schemas.openxmlformats.org/drawingml/2006/picture">
-                  <pic:nvPicPr>
-                    <pic:cNvPr id="13" name="Picture 10"/>
-                    <pic:cNvPicPr>
-                      <a:picLocks noChangeAspect="1"/>
-                    </pic:cNvPicPr>
-                  </pic:nvPicPr>
-                  <pic:blipFill>
-                    <a:blip r:embed="rId32"/>
-                    <a:stretch>
-                      <a:fillRect/>
-                    </a:stretch>
-                  </pic:blipFill>
-                  <pic:spPr>
-                    <a:xfrm>
-                      <a:off x="0" y="0"/>
-                      <a:ext cx="5943600" cy="5601335"/>
-                    </a:xfrm>
-                    <a:prstGeom prst="rect">
-                      <a:avLst/>
-                    </a:prstGeom>
-                    <a:noFill/>
-                    <a:ln>
-                      <a:noFill/>
-                    </a:ln>
-                  </pic:spPr>
-                </pic:pic>
-              </a:graphicData>
-            </a:graphic>
-          </wp:inline>
-        </w:drawing>
-      </w:r>
-    </w:p>
-    <w:p/>
-    <w:p/>
-    <w:p/>
-    <w:p/>
-    <w:p/>
     <w:p/>
     <w:p/>
     <w:p/>
@@ -28620,16 +29698,15 @@
           <w:u w:val="single"/>
         </w:rPr>
       </w:pPr>
-      <w:bookmarkStart w:id="18" w:name="_Toc220586652"/>
+      <w:bookmarkStart w:id="25" w:name="_Toc229515709"/>
       <w:r>
         <w:rPr>
           <w:color w:val="auto"/>
           <w:u w:val="single"/>
         </w:rPr>
-        <w:lastRenderedPageBreak/>
         <w:t>Conclusion</w:t>
       </w:r>
-      <w:bookmarkEnd w:id="18"/>
+      <w:bookmarkEnd w:id="25"/>
     </w:p>
     <w:p/>
     <w:p>
@@ -28698,14 +29775,14 @@
           <w:color w:val="auto"/>
         </w:rPr>
       </w:pPr>
-      <w:bookmarkStart w:id="19" w:name="_Toc220586653"/>
+      <w:bookmarkStart w:id="26" w:name="_Toc229515710"/>
       <w:r>
         <w:rPr>
           <w:color w:val="auto"/>
         </w:rPr>
         <w:t>CONCLUSION GENERALE ET PERSPECTIVES</w:t>
       </w:r>
-      <w:bookmarkEnd w:id="19"/>
+      <w:bookmarkEnd w:id="26"/>
     </w:p>
     <w:p/>
     <w:p/>
@@ -28818,17 +29895,7 @@
           <w:szCs w:val="28"/>
           <w:lang w:val="fr-MA"/>
         </w:rPr>
-        <w:t xml:space="preserve"> Perspectives</w:t>
-      </w:r>
-      <w:r>
-        <w:rPr>
-          <w:b/>
-          <w:bCs/>
-          <w:sz w:val="28"/>
-          <w:szCs w:val="28"/>
-          <w:lang w:val="fr-MA"/>
-        </w:rPr>
-        <w:t> :</w:t>
+        <w:t xml:space="preserve"> Perspectives :</w:t>
       </w:r>
     </w:p>
     <w:p>
@@ -28895,7 +29962,7 @@
           <w:color w:val="auto"/>
         </w:rPr>
       </w:pPr>
-      <w:bookmarkStart w:id="20" w:name="_Toc220586654"/>
+      <w:bookmarkStart w:id="27" w:name="_Toc229515711"/>
       <w:r>
         <w:rPr>
           <w:color w:val="auto"/>
@@ -28903,7 +29970,7 @@
         <w:lastRenderedPageBreak/>
         <w:t>ANNEXES</w:t>
       </w:r>
-      <w:bookmarkEnd w:id="20"/>
+      <w:bookmarkEnd w:id="27"/>
     </w:p>
     <w:p>
       <w:pPr>
@@ -28941,7 +30008,7 @@
                     <pic:cNvPicPr/>
                   </pic:nvPicPr>
                   <pic:blipFill>
-                    <a:blip r:embed="rId33">
+                    <a:blip r:embed="rId29">
                       <a:extLst>
                         <a:ext uri="{28A0092B-C50C-407E-A947-70E740481C1C}">
                           <a14:useLocalDpi xmlns:a14="http://schemas.microsoft.com/office/drawing/2010/main" val="0"/>
@@ -29005,7 +30072,7 @@
                     <pic:cNvPicPr/>
                   </pic:nvPicPr>
                   <pic:blipFill>
-                    <a:blip r:embed="rId34">
+                    <a:blip r:embed="rId30">
                       <a:extLst>
                         <a:ext uri="{28A0092B-C50C-407E-A947-70E740481C1C}">
                           <a14:useLocalDpi xmlns:a14="http://schemas.microsoft.com/office/drawing/2010/main" val="0"/>
@@ -29055,7 +30122,7 @@
           <w:sz w:val="28"/>
         </w:rPr>
         <w:sectPr>
-          <w:footerReference w:type="default" r:id="rId35"/>
+          <w:footerReference w:type="default" r:id="rId31"/>
           <w:pgSz w:w="11904" w:h="16838"/>
           <w:pgMar w:top="1418" w:right="1134" w:bottom="1418" w:left="1134" w:header="720" w:footer="720" w:gutter="0"/>
           <w:cols w:space="720"/>
@@ -29085,7 +30152,7 @@
                     <pic:cNvPicPr/>
                   </pic:nvPicPr>
                   <pic:blipFill>
-                    <a:blip r:embed="rId36">
+                    <a:blip r:embed="rId32">
                       <a:extLst>
                         <a:ext uri="{28A0092B-C50C-407E-A947-70E740481C1C}">
                           <a14:useLocalDpi xmlns:a14="http://schemas.microsoft.com/office/drawing/2010/main" val="0"/>
@@ -29131,7 +30198,7 @@
           <w:lang w:val="en-US"/>
         </w:rPr>
       </w:pPr>
-      <w:bookmarkStart w:id="21" w:name="_Toc220586657"/>
+      <w:bookmarkStart w:id="28" w:name="_Toc229515712"/>
       <w:r>
         <w:rPr>
           <w:color w:val="auto"/>
@@ -29139,7 +30206,7 @@
         </w:rPr>
         <w:t>REFERENCES</w:t>
       </w:r>
-      <w:bookmarkEnd w:id="21"/>
+      <w:bookmarkEnd w:id="28"/>
     </w:p>
     <w:p>
       <w:pPr>
@@ -31704,6 +32771,7 @@
   <w:style w:type="character" w:default="1" w:styleId="Policepardfaut">
     <w:name w:val="Default Paragraph Font"/>
     <w:uiPriority w:val="1"/>
+    <w:semiHidden/>
     <w:unhideWhenUsed/>
   </w:style>
   <w:style w:type="table" w:default="1" w:styleId="TableauNormal">
@@ -32004,6 +33072,19 @@
       <w:color w:val="666666"/>
     </w:rPr>
   </w:style>
+  <w:style w:type="paragraph" w:styleId="TM3">
+    <w:name w:val="toc 3"/>
+    <w:basedOn w:val="Normal"/>
+    <w:next w:val="Normal"/>
+    <w:autoRedefine/>
+    <w:uiPriority w:val="39"/>
+    <w:unhideWhenUsed/>
+    <w:rsid w:val="003D3FB7"/>
+    <w:pPr>
+      <w:spacing w:after="100"/>
+      <w:ind w:left="440"/>
+    </w:pPr>
+  </w:style>
 </w:styles>
 </file>
 
@@ -32264,6 +33345,10 @@
 </file>
 
 <file path=customXml/item1.xml><?xml version="1.0" encoding="utf-8"?>
+<b:Sources xmlns:b="http://schemas.openxmlformats.org/officeDocument/2006/bibliography" xmlns="http://schemas.openxmlformats.org/officeDocument/2006/bibliography" SelectedStyle="\APASixthEditionOfficeOnline.xsl" StyleName="APA" Version="6"/>
+</file>
+
+<file path=customXml/item2.xml><?xml version="1.0" encoding="utf-8"?>
 <s:customData xmlns="http://www.wps.cn/officeDocument/2013/wpsCustomData" xmlns:s="http://www.wps.cn/officeDocument/2013/wpsCustomData">
   <customSectProps>
     <customSectPr/>
@@ -32278,22 +33363,18 @@
 </s:customData>
 </file>
 
-<file path=customXml/item2.xml><?xml version="1.0" encoding="utf-8"?>
-<b:Sources xmlns:b="http://schemas.openxmlformats.org/officeDocument/2006/bibliography" xmlns="http://schemas.openxmlformats.org/officeDocument/2006/bibliography" SelectedStyle="\APASixthEditionOfficeOnline.xsl" StyleName="APA" Version="6"/>
+<file path=customXml/itemProps1.xml><?xml version="1.0" encoding="utf-8"?>
+<ds:datastoreItem xmlns:ds="http://schemas.openxmlformats.org/officeDocument/2006/customXml" ds:itemID="{1E813CF5-A40F-41B7-816F-1039BDF22339}">
+  <ds:schemaRefs>
+    <ds:schemaRef ds:uri="http://schemas.openxmlformats.org/officeDocument/2006/bibliography"/>
+  </ds:schemaRefs>
+</ds:datastoreItem>
 </file>
 
-<file path=customXml/itemProps1.xml><?xml version="1.0" encoding="utf-8"?>
+<file path=customXml/itemProps2.xml><?xml version="1.0" encoding="utf-8"?>
 <ds:datastoreItem xmlns:ds="http://schemas.openxmlformats.org/officeDocument/2006/customXml" ds:itemID="{B1977F7D-205B-4081-913C-38D41E755F92}">
   <ds:schemaRefs>
     <ds:schemaRef ds:uri="http://www.wps.cn/officeDocument/2013/wpsCustomData"/>
   </ds:schemaRefs>
 </ds:datastoreItem>
-</file>
-
-<file path=customXml/itemProps2.xml><?xml version="1.0" encoding="utf-8"?>
-<ds:datastoreItem xmlns:ds="http://schemas.openxmlformats.org/officeDocument/2006/customXml" ds:itemID="{1E813CF5-A40F-41B7-816F-1039BDF22339}">
-  <ds:schemaRefs>
-    <ds:schemaRef ds:uri="http://schemas.openxmlformats.org/officeDocument/2006/bibliography"/>
-  </ds:schemaRefs>
-</ds:datastoreItem>
 </file>